--- a/lessons/10-5/downloads/10-5-notes-teacher-l3.docx
+++ b/lessons/10-5/downloads/10-5-notes-teacher-l3.docx
@@ -2325,7 +2325,7 @@
           <w:sz w:val="20"/>
           <w:szCs w:val="20"/>
         </w:rPr>
-        <w:t xml:space="preserve">A)  The same object or shape repeated multiple times</w:t>
+        <w:t xml:space="preserve">A)  A set of different shapes arranged randomly</w:t>
       </w:r>
     </w:p>
     <w:p>
@@ -2338,7 +2338,7 @@
           <w:sz w:val="20"/>
           <w:szCs w:val="20"/>
         </w:rPr>
-        <w:t xml:space="preserve">B)  A set of different shapes arranged randomly</w:t>
+        <w:t xml:space="preserve">B)  Shapes that vary in size and order of appearance</w:t>
       </w:r>
     </w:p>
     <w:p>
@@ -2351,7 +2351,7 @@
           <w:sz w:val="20"/>
           <w:szCs w:val="20"/>
         </w:rPr>
-        <w:t xml:space="preserve">C)  Shapes that vary in size and order of appearance</w:t>
+        <w:t xml:space="preserve">C)  Any drawing that uses color</w:t>
       </w:r>
     </w:p>
     <w:p>
@@ -2364,7 +2364,7 @@
           <w:sz w:val="20"/>
           <w:szCs w:val="20"/>
         </w:rPr>
-        <w:t xml:space="preserve">D)  Any drawing that uses color</w:t>
+        <w:t xml:space="preserve">D)  The same object or shape repeated multiple times</w:t>
       </w:r>
     </w:p>
     <w:p>
@@ -2410,7 +2410,7 @@
           <w:sz w:val="21"/>
           <w:szCs w:val="21"/>
         </w:rPr>
-        <w:t xml:space="preserve">A. The same object or shape repeated multiple times</w:t>
+        <w:t xml:space="preserve">D. The same object or shape repeated multiple times</w:t>
       </w:r>
     </w:p>
     <w:p>
@@ -2536,7 +2536,7 @@
           <w:sz w:val="20"/>
           <w:szCs w:val="20"/>
         </w:rPr>
-        <w:t xml:space="preserve">A)  The pink circle</w:t>
+        <w:t xml:space="preserve">A)  The purple square</w:t>
       </w:r>
     </w:p>
     <w:p>
@@ -2549,7 +2549,7 @@
           <w:sz w:val="20"/>
           <w:szCs w:val="20"/>
         </w:rPr>
-        <w:t xml:space="preserve">B)  The purple square</w:t>
+        <w:t xml:space="preserve">B)  The blue triangle</w:t>
       </w:r>
     </w:p>
     <w:p>
@@ -2562,7 +2562,7 @@
           <w:sz w:val="20"/>
           <w:szCs w:val="20"/>
         </w:rPr>
-        <w:t xml:space="preserve">C)  The blue triangle</w:t>
+        <w:t xml:space="preserve">C)  There is no shape 25</w:t>
       </w:r>
     </w:p>
     <w:p>
@@ -2575,7 +2575,7 @@
           <w:sz w:val="20"/>
           <w:szCs w:val="20"/>
         </w:rPr>
-        <w:t xml:space="preserve">D)  There is no shape 25</w:t>
+        <w:t xml:space="preserve">D)  The pink circle</w:t>
       </w:r>
     </w:p>
     <w:p>
@@ -3001,7 +3001,7 @@
           <w:sz w:val="21"/>
           <w:szCs w:val="21"/>
         </w:rPr>
-        <w:t xml:space="preserve">A)  Math can be used to create beautiful designs, which often have repetition, patterns, and rhythm</w:t>
+        <w:t xml:space="preserve">A)  Designs only count as mathematical if they are perfectly predictable</w:t>
       </w:r>
     </w:p>
     <w:p>
@@ -3014,7 +3014,7 @@
           <w:sz w:val="21"/>
           <w:szCs w:val="21"/>
         </w:rPr>
-        <w:t xml:space="preserve">B)  Designs only count as mathematical if they are perfectly predictable</w:t>
+        <w:t xml:space="preserve">B)  Rhythm is the only real element of design</w:t>
       </w:r>
     </w:p>
     <w:p>
@@ -3027,7 +3027,7 @@
           <w:sz w:val="21"/>
           <w:szCs w:val="21"/>
         </w:rPr>
-        <w:t xml:space="preserve">C)  Rhythm is the only real element of design</w:t>
+        <w:t xml:space="preserve">C)  Geometric patterns were invented recently</w:t>
       </w:r>
     </w:p>
     <w:p>
@@ -3040,7 +3040,7 @@
           <w:sz w:val="21"/>
           <w:szCs w:val="21"/>
         </w:rPr>
-        <w:t xml:space="preserve">D)  Geometric patterns were invented recently</w:t>
+        <w:t xml:space="preserve">D)  Math can be used to create beautiful designs, which often have repetition, patterns, and rhythm</w:t>
       </w:r>
     </w:p>
     <w:p>
@@ -3243,7 +3243,7 @@
           <w:sz w:val="21"/>
           <w:szCs w:val="21"/>
         </w:rPr>
-        <w:t xml:space="preserve">A. The same object or shape repeated multiple times</w:t>
+        <w:t xml:space="preserve">D. The same object or shape repeated multiple times</w:t>
       </w:r>
     </w:p>
     <w:p>
@@ -3264,7 +3264,7 @@
           <w:sz w:val="21"/>
           <w:szCs w:val="21"/>
         </w:rPr>
-        <w:t xml:space="preserve">A. Pink circle, purple square, blue triangle</w:t>
+        <w:t xml:space="preserve">B. Pink circle, purple square, blue triangle</w:t>
       </w:r>
     </w:p>
     <w:p>
@@ -3342,7 +3342,7 @@
           <w:sz w:val="21"/>
           <w:szCs w:val="21"/>
         </w:rPr>
-        <w:t xml:space="preserve">A)  3 shapes</w:t>
+        <w:t xml:space="preserve">C)  3 shapes</w:t>
       </w:r>
       <w:r>
         <w:rPr>
@@ -3468,7 +3468,7 @@
           <w:sz w:val="21"/>
           <w:szCs w:val="21"/>
         </w:rPr>
-        <w:t xml:space="preserve">A)  The blue triangle</w:t>
+        <w:t xml:space="preserve">B)  The blue triangle</w:t>
       </w:r>
       <w:r>
         <w:rPr>
@@ -3537,7 +3537,7 @@
           <w:sz w:val="21"/>
           <w:szCs w:val="21"/>
         </w:rPr>
-        <w:t xml:space="preserve">A)  Math can be used to create beautiful designs, which often have repetition, patterns, and rhythm</w:t>
+        <w:t xml:space="preserve">D)  Math can be used to create beautiful designs, which often have repetition, patterns, and rhythm</w:t>
       </w:r>
       <w:r>
         <w:rPr>

--- a/lessons/10-5/downloads/10-5-notes-teacher-l3.docx
+++ b/lessons/10-5/downloads/10-5-notes-teacher-l3.docx
@@ -264,49 +264,269 @@
           <w:sz w:val="19"/>
           <w:szCs w:val="19"/>
         </w:rPr>
-        <w:t xml:space="preserve">Look at the picture, read the word, then read what it means.</w:t>
+        <w:t xml:space="preserve">Review each concept term, definition, non-example, and visual clue.</w:t>
       </w:r>
     </w:p>
     <w:tbl>
       <w:tblPr>
-        <w:tblW w:type="pct" w:w="100%"/>
+        <w:tblW w:type="dxa" w:w="9360"/>
         <w:tblBorders>
-          <w:top w:val="none" w:color="FFFFFF" w:sz="0"/>
-          <w:left w:val="none" w:color="FFFFFF" w:sz="0"/>
-          <w:bottom w:val="single" w:color="C7D2DD" w:sz="4"/>
-          <w:right w:val="none" w:color="FFFFFF" w:sz="0"/>
-          <w:insideH w:val="none" w:color="FFFFFF" w:sz="0"/>
-          <w:insideV w:val="none" w:color="FFFFFF" w:sz="0"/>
+          <w:top w:val="single" w:color="C7D2DD" w:sz="6"/>
+          <w:left w:val="single" w:color="C7D2DD" w:sz="6"/>
+          <w:bottom w:val="single" w:color="C7D2DD" w:sz="6"/>
+          <w:right w:val="single" w:color="C7D2DD" w:sz="6"/>
+          <w:insideH w:val="single" w:color="C7D2DD" w:sz="6"/>
+          <w:insideV w:val="single" w:color="C7D2DD" w:sz="6"/>
         </w:tblBorders>
       </w:tblPr>
       <w:tblGrid>
         <w:gridCol w:w="1800"/>
-        <w:gridCol w:w="7560"/>
+        <w:gridCol w:w="3160"/>
+        <w:gridCol w:w="2200"/>
+        <w:gridCol w:w="2200"/>
       </w:tblGrid>
       <w:tr>
         <w:trPr>
           <w:cantSplit/>
+          <w:tblHeader/>
         </w:trPr>
         <w:tc>
           <w:tcPr>
             <w:tcW w:type="dxa" w:w="1800"/>
-            <w:tcMar>
-              <w:top w:type="dxa" w:w="100"/>
-              <w:left w:type="dxa" w:w="40"/>
-              <w:bottom w:type="dxa" w:w="100"/>
-              <w:right w:type="dxa" w:w="120"/>
-            </w:tcMar>
-            <w:vAlign w:val="center"/>
+            <w:shd w:fill="EEF4F8" w:color="auto" w:val="clear"/>
+            <w:tcMar>
+              <w:top w:type="dxa" w:w="80"/>
+              <w:left w:type="dxa" w:w="100"/>
+              <w:bottom w:type="dxa" w:w="80"/>
+              <w:right w:type="dxa" w:w="100"/>
+            </w:tcMar>
           </w:tcPr>
           <w:p>
             <w:pPr>
               <w:spacing w:after="0"/>
+            </w:pPr>
+            <w:r>
+              <w:rPr>
+                <w:b/>
+                <w:bCs/>
+                <w:color w:val="12355B"/>
+                <w:sz w:val="19"/>
+                <w:szCs w:val="19"/>
+              </w:rPr>
+              <w:t xml:space="preserve">Concept Term</w:t>
+            </w:r>
+          </w:p>
+        </w:tc>
+        <w:tc>
+          <w:tcPr>
+            <w:tcW w:type="dxa" w:w="3160"/>
+            <w:shd w:fill="EEF4F8" w:color="auto" w:val="clear"/>
+            <w:tcMar>
+              <w:top w:type="dxa" w:w="80"/>
+              <w:left w:type="dxa" w:w="100"/>
+              <w:bottom w:type="dxa" w:w="80"/>
+              <w:right w:type="dxa" w:w="100"/>
+            </w:tcMar>
+          </w:tcPr>
+          <w:p>
+            <w:pPr>
+              <w:spacing w:after="0"/>
+            </w:pPr>
+            <w:r>
+              <w:rPr>
+                <w:b/>
+                <w:bCs/>
+                <w:color w:val="12355B"/>
+                <w:sz w:val="19"/>
+                <w:szCs w:val="19"/>
+              </w:rPr>
+              <w:t xml:space="preserve">Student-Friendly Definition</w:t>
+            </w:r>
+          </w:p>
+        </w:tc>
+        <w:tc>
+          <w:tcPr>
+            <w:tcW w:type="dxa" w:w="2200"/>
+            <w:shd w:fill="EEF4F8" w:color="auto" w:val="clear"/>
+            <w:tcMar>
+              <w:top w:type="dxa" w:w="80"/>
+              <w:left w:type="dxa" w:w="100"/>
+              <w:bottom w:type="dxa" w:w="80"/>
+              <w:right w:type="dxa" w:w="100"/>
+            </w:tcMar>
+          </w:tcPr>
+          <w:p>
+            <w:pPr>
+              <w:spacing w:after="0"/>
+            </w:pPr>
+            <w:r>
+              <w:rPr>
+                <w:b/>
+                <w:bCs/>
+                <w:color w:val="12355B"/>
+                <w:sz w:val="19"/>
+                <w:szCs w:val="19"/>
+              </w:rPr>
+              <w:t xml:space="preserve">Non-Example</w:t>
+            </w:r>
+          </w:p>
+        </w:tc>
+        <w:tc>
+          <w:tcPr>
+            <w:tcW w:type="dxa" w:w="2200"/>
+            <w:shd w:fill="EEF4F8" w:color="auto" w:val="clear"/>
+            <w:tcMar>
+              <w:top w:type="dxa" w:w="80"/>
+              <w:left w:type="dxa" w:w="100"/>
+              <w:bottom w:type="dxa" w:w="80"/>
+              <w:right w:type="dxa" w:w="100"/>
+            </w:tcMar>
+          </w:tcPr>
+          <w:p>
+            <w:pPr>
+              <w:spacing w:after="0"/>
+            </w:pPr>
+            <w:r>
+              <w:rPr>
+                <w:b/>
+                <w:bCs/>
+                <w:color w:val="12355B"/>
+                <w:sz w:val="19"/>
+                <w:szCs w:val="19"/>
+              </w:rPr>
+              <w:t xml:space="preserve">Visual Clue</w:t>
+            </w:r>
+          </w:p>
+        </w:tc>
+      </w:tr>
+      <w:tr>
+        <w:trPr>
+          <w:cantSplit/>
+        </w:trPr>
+        <w:tc>
+          <w:tcPr>
+            <w:tcW w:type="dxa" w:w="1800"/>
+            <w:tcMar>
+              <w:top w:type="dxa" w:w="80"/>
+              <w:left w:type="dxa" w:w="100"/>
+              <w:bottom w:type="dxa" w:w="80"/>
+              <w:right w:type="dxa" w:w="100"/>
+            </w:tcMar>
+            <w:vAlign w:val="top"/>
+          </w:tcPr>
+          <w:p>
+            <w:pPr>
+              <w:spacing w:after="30"/>
+            </w:pPr>
+            <w:r>
+              <w:rPr>
+                <w:b/>
+                <w:bCs/>
+                <w:color w:val="12355B"/>
+                <w:sz w:val="21"/>
+                <w:szCs w:val="21"/>
+              </w:rPr>
+              <w:t xml:space="preserve">repetition</w:t>
+            </w:r>
+          </w:p>
+          <w:p>
+            <w:pPr>
+              <w:spacing w:after="0"/>
+            </w:pPr>
+            <w:r>
+              <w:rPr>
+                <w:i/>
+                <w:iCs/>
+                <w:color w:val="5F6F80"/>
+                <w:sz w:val="18"/>
+                <w:szCs w:val="18"/>
+              </w:rPr>
+              <w:t xml:space="preserve">repetición</w:t>
+            </w:r>
+          </w:p>
+        </w:tc>
+        <w:tc>
+          <w:tcPr>
+            <w:tcW w:type="dxa" w:w="3160"/>
+            <w:tcMar>
+              <w:top w:type="dxa" w:w="80"/>
+              <w:left w:type="dxa" w:w="100"/>
+              <w:bottom w:type="dxa" w:w="80"/>
+              <w:right w:type="dxa" w:w="100"/>
+            </w:tcMar>
+            <w:vAlign w:val="top"/>
+          </w:tcPr>
+          <w:p>
+            <w:pPr>
+              <w:spacing w:after="0"/>
+            </w:pPr>
+            <w:r>
+              <w:rPr>
+                <w:sz w:val="20"/>
+                <w:szCs w:val="20"/>
+              </w:rPr>
+              <w:t xml:space="preserve">The same object, shape, or form repeated multiple times.</w:t>
+            </w:r>
+          </w:p>
+        </w:tc>
+        <w:tc>
+          <w:tcPr>
+            <w:tcW w:type="dxa" w:w="2200"/>
+            <w:tcMar>
+              <w:top w:type="dxa" w:w="80"/>
+              <w:left w:type="dxa" w:w="100"/>
+              <w:bottom w:type="dxa" w:w="80"/>
+              <w:right w:type="dxa" w:w="100"/>
+            </w:tcMar>
+            <w:vAlign w:val="top"/>
+          </w:tcPr>
+          <w:p>
+            <w:pPr>
+              <w:spacing w:after="40"/>
+            </w:pPr>
+            <w:r>
+              <w:rPr>
+                <w:i/>
+                <w:iCs/>
+                <w:color w:val="5F6F80"/>
+                <w:sz w:val="19"/>
+                <w:szCs w:val="19"/>
+              </w:rPr>
+              <w:t xml:space="preserve">Not repetition: write a counter-example that breaks the definition.</w:t>
+            </w:r>
+          </w:p>
+          <w:p>
+            <w:pPr>
+              <w:pBdr>
+                <w:bottom w:val="single" w:color="AFBECC" w:sz="6"/>
+              </w:pBdr>
+              <w:spacing w:after="30" w:before="150"/>
+            </w:pPr>
+            <w:r>
+              <w:t xml:space="preserve"/>
+            </w:r>
+          </w:p>
+        </w:tc>
+        <w:tc>
+          <w:tcPr>
+            <w:tcW w:type="dxa" w:w="2200"/>
+            <w:tcMar>
+              <w:top w:type="dxa" w:w="80"/>
+              <w:left w:type="dxa" w:w="100"/>
+              <w:bottom w:type="dxa" w:w="80"/>
+              <w:right w:type="dxa" w:w="100"/>
+            </w:tcMar>
+            <w:vAlign w:val="top"/>
+          </w:tcPr>
+          <w:p>
+            <w:pPr>
+              <w:spacing w:after="40"/>
               <w:jc w:val="center"/>
             </w:pPr>
             <w:r>
               <w:drawing>
                 <wp:inline distT="0" distB="0" distL="0" distR="0">
-                  <wp:extent cx="1047750" cy="790575"/>
+                  <wp:extent cx="876300" cy="657225"/>
                   <wp:effectExtent t="0" r="0" b="0" l="0"/>
                   <wp:docPr id="1" name="" descr="" title=""/>
                   <wp:cNvGraphicFramePr>
@@ -331,7 +551,7 @@
                         <pic:spPr bwMode="auto">
                           <a:xfrm>
                             <a:off x="0" y="0"/>
-                            <a:ext cx="1047750" cy="790575"/>
+                            <a:ext cx="876300" cy="657225"/>
                           </a:xfrm>
                           <a:prstGeom prst="rect">
                             <a:avLst/>
@@ -344,32 +564,108 @@
               </w:drawing>
             </w:r>
           </w:p>
-        </w:tc>
-        <w:tc>
-          <w:tcPr>
-            <w:tcW w:type="dxa" w:w="7560"/>
-            <w:tcMar>
-              <w:top w:type="dxa" w:w="100"/>
-              <w:left w:type="dxa" w:w="40"/>
-              <w:bottom w:type="dxa" w:w="100"/>
-              <w:right w:type="dxa" w:w="40"/>
-            </w:tcMar>
-            <w:vAlign w:val="center"/>
-          </w:tcPr>
-          <w:p>
-            <w:pPr>
-              <w:spacing w:after="50"/>
+          <w:p>
+            <w:pPr>
+              <w:spacing w:after="0"/>
+            </w:pPr>
+            <w:r>
+              <w:rPr>
+                <w:i/>
+                <w:iCs/>
+                <w:color w:val="5F6F80"/>
+                <w:sz w:val="18"/>
+                <w:szCs w:val="18"/>
+              </w:rPr>
+              <w:t xml:space="preserve">The same tile, over and over, all the way along the border.</w:t>
+            </w:r>
+          </w:p>
+        </w:tc>
+      </w:tr>
+      <w:tr>
+        <w:trPr>
+          <w:cantSplit/>
+        </w:trPr>
+        <w:tc>
+          <w:tcPr>
+            <w:tcW w:type="dxa" w:w="1800"/>
+            <w:tcMar>
+              <w:top w:type="dxa" w:w="80"/>
+              <w:left w:type="dxa" w:w="100"/>
+              <w:bottom w:type="dxa" w:w="80"/>
+              <w:right w:type="dxa" w:w="100"/>
+            </w:tcMar>
+            <w:vAlign w:val="top"/>
+          </w:tcPr>
+          <w:p>
+            <w:pPr>
+              <w:spacing w:after="30"/>
             </w:pPr>
             <w:r>
               <w:rPr>
                 <w:b/>
                 <w:bCs/>
                 <w:color w:val="12355B"/>
-                <w:sz w:val="24"/>
-                <w:szCs w:val="24"/>
-              </w:rPr>
-              <w:t xml:space="preserve">repetition</w:t>
-            </w:r>
+                <w:sz w:val="21"/>
+                <w:szCs w:val="21"/>
+              </w:rPr>
+              <w:t xml:space="preserve">pattern</w:t>
+            </w:r>
+          </w:p>
+          <w:p>
+            <w:pPr>
+              <w:spacing w:after="0"/>
+            </w:pPr>
+            <w:r>
+              <w:rPr>
+                <w:i/>
+                <w:iCs/>
+                <w:color w:val="5F6F80"/>
+                <w:sz w:val="18"/>
+                <w:szCs w:val="18"/>
+              </w:rPr>
+              <w:t xml:space="preserve">patrón</w:t>
+            </w:r>
+          </w:p>
+        </w:tc>
+        <w:tc>
+          <w:tcPr>
+            <w:tcW w:type="dxa" w:w="3160"/>
+            <w:tcMar>
+              <w:top w:type="dxa" w:w="80"/>
+              <w:left w:type="dxa" w:w="100"/>
+              <w:bottom w:type="dxa" w:w="80"/>
+              <w:right w:type="dxa" w:w="100"/>
+            </w:tcMar>
+            <w:vAlign w:val="top"/>
+          </w:tcPr>
+          <w:p>
+            <w:pPr>
+              <w:spacing w:after="0"/>
+            </w:pPr>
+            <w:r>
+              <w:rPr>
+                <w:sz w:val="20"/>
+                <w:szCs w:val="20"/>
+              </w:rPr>
+              <w:t xml:space="preserve">A set of objects or shapes that are repeated and arranged in a regular order.</w:t>
+            </w:r>
+          </w:p>
+        </w:tc>
+        <w:tc>
+          <w:tcPr>
+            <w:tcW w:type="dxa" w:w="2200"/>
+            <w:tcMar>
+              <w:top w:type="dxa" w:w="80"/>
+              <w:left w:type="dxa" w:w="100"/>
+              <w:bottom w:type="dxa" w:w="80"/>
+              <w:right w:type="dxa" w:w="100"/>
+            </w:tcMar>
+            <w:vAlign w:val="top"/>
+          </w:tcPr>
+          <w:p>
+            <w:pPr>
+              <w:spacing w:after="40"/>
+            </w:pPr>
             <w:r>
               <w:rPr>
                 <w:i/>
@@ -378,89 +674,41 @@
                 <w:sz w:val="19"/>
                 <w:szCs w:val="19"/>
               </w:rPr>
-              <w:t xml:space="preserve">   repetición</w:t>
-            </w:r>
-          </w:p>
+              <w:t xml:space="preserve">Not pattern: write a counter-example that breaks the definition.</w:t>
+            </w:r>
+          </w:p>
+          <w:p>
+            <w:pPr>
+              <w:pBdr>
+                <w:bottom w:val="single" w:color="AFBECC" w:sz="6"/>
+              </w:pBdr>
+              <w:spacing w:after="30" w:before="150"/>
+            </w:pPr>
+            <w:r>
+              <w:t xml:space="preserve"/>
+            </w:r>
+          </w:p>
+        </w:tc>
+        <w:tc>
+          <w:tcPr>
+            <w:tcW w:type="dxa" w:w="2200"/>
+            <w:tcMar>
+              <w:top w:type="dxa" w:w="80"/>
+              <w:left w:type="dxa" w:w="100"/>
+              <w:bottom w:type="dxa" w:w="80"/>
+              <w:right w:type="dxa" w:w="100"/>
+            </w:tcMar>
+            <w:vAlign w:val="top"/>
+          </w:tcPr>
           <w:p>
             <w:pPr>
               <w:spacing w:after="40"/>
-            </w:pPr>
-            <w:r>
-              <w:rPr>
-                <w:sz w:val="21"/>
-                <w:szCs w:val="21"/>
-              </w:rPr>
-              <w:t xml:space="preserve">The same object, shape, or form repeated multiple times.</w:t>
-            </w:r>
-          </w:p>
-          <w:p>
-            <w:pPr>
-              <w:spacing w:after="0"/>
-            </w:pPr>
-            <w:r>
-              <w:rPr>
-                <w:b/>
-                <w:bCs/>
-                <w:color w:val="1FA6A2"/>
-                <w:sz w:val="18"/>
-                <w:szCs w:val="18"/>
-              </w:rPr>
-              <w:t xml:space="preserve">Example:  </w:t>
-            </w:r>
-            <w:r>
-              <w:rPr>
-                <w:i/>
-                <w:iCs/>
-                <w:color w:val="5F6F80"/>
-                <w:sz w:val="18"/>
-                <w:szCs w:val="18"/>
-              </w:rPr>
-              <w:t xml:space="preserve">The same tile, over and over, all the way along the border.</w:t>
-            </w:r>
-          </w:p>
-        </w:tc>
-      </w:tr>
-    </w:tbl>
-    <w:tbl>
-      <w:tblPr>
-        <w:tblW w:type="pct" w:w="100%"/>
-        <w:tblBorders>
-          <w:top w:val="none" w:color="FFFFFF" w:sz="0"/>
-          <w:left w:val="none" w:color="FFFFFF" w:sz="0"/>
-          <w:bottom w:val="single" w:color="C7D2DD" w:sz="4"/>
-          <w:right w:val="none" w:color="FFFFFF" w:sz="0"/>
-          <w:insideH w:val="none" w:color="FFFFFF" w:sz="0"/>
-          <w:insideV w:val="none" w:color="FFFFFF" w:sz="0"/>
-        </w:tblBorders>
-      </w:tblPr>
-      <w:tblGrid>
-        <w:gridCol w:w="1800"/>
-        <w:gridCol w:w="7560"/>
-      </w:tblGrid>
-      <w:tr>
-        <w:trPr>
-          <w:cantSplit/>
-        </w:trPr>
-        <w:tc>
-          <w:tcPr>
-            <w:tcW w:type="dxa" w:w="1800"/>
-            <w:tcMar>
-              <w:top w:type="dxa" w:w="100"/>
-              <w:left w:type="dxa" w:w="40"/>
-              <w:bottom w:type="dxa" w:w="100"/>
-              <w:right w:type="dxa" w:w="120"/>
-            </w:tcMar>
-            <w:vAlign w:val="center"/>
-          </w:tcPr>
-          <w:p>
-            <w:pPr>
-              <w:spacing w:after="0"/>
               <w:jc w:val="center"/>
             </w:pPr>
             <w:r>
               <w:drawing>
                 <wp:inline distT="0" distB="0" distL="0" distR="0">
-                  <wp:extent cx="1047750" cy="790575"/>
+                  <wp:extent cx="876300" cy="657225"/>
                   <wp:effectExtent t="0" r="0" b="0" l="0"/>
                   <wp:docPr id="1" name="" descr="" title=""/>
                   <wp:cNvGraphicFramePr>
@@ -485,7 +733,7 @@
                         <pic:spPr bwMode="auto">
                           <a:xfrm>
                             <a:off x="0" y="0"/>
-                            <a:ext cx="1047750" cy="790575"/>
+                            <a:ext cx="876300" cy="657225"/>
                           </a:xfrm>
                           <a:prstGeom prst="rect">
                             <a:avLst/>
@@ -498,32 +746,108 @@
               </w:drawing>
             </w:r>
           </w:p>
-        </w:tc>
-        <w:tc>
-          <w:tcPr>
-            <w:tcW w:type="dxa" w:w="7560"/>
-            <w:tcMar>
-              <w:top w:type="dxa" w:w="100"/>
-              <w:left w:type="dxa" w:w="40"/>
-              <w:bottom w:type="dxa" w:w="100"/>
-              <w:right w:type="dxa" w:w="40"/>
-            </w:tcMar>
-            <w:vAlign w:val="center"/>
-          </w:tcPr>
-          <w:p>
-            <w:pPr>
-              <w:spacing w:after="50"/>
+          <w:p>
+            <w:pPr>
+              <w:spacing w:after="0"/>
+            </w:pPr>
+            <w:r>
+              <w:rPr>
+                <w:i/>
+                <w:iCs/>
+                <w:color w:val="5F6F80"/>
+                <w:sz w:val="18"/>
+                <w:szCs w:val="18"/>
+              </w:rPr>
+              <w:t xml:space="preserve">Circle, square, triangle, circle, square, triangle …</w:t>
+            </w:r>
+          </w:p>
+        </w:tc>
+      </w:tr>
+      <w:tr>
+        <w:trPr>
+          <w:cantSplit/>
+        </w:trPr>
+        <w:tc>
+          <w:tcPr>
+            <w:tcW w:type="dxa" w:w="1800"/>
+            <w:tcMar>
+              <w:top w:type="dxa" w:w="80"/>
+              <w:left w:type="dxa" w:w="100"/>
+              <w:bottom w:type="dxa" w:w="80"/>
+              <w:right w:type="dxa" w:w="100"/>
+            </w:tcMar>
+            <w:vAlign w:val="top"/>
+          </w:tcPr>
+          <w:p>
+            <w:pPr>
+              <w:spacing w:after="30"/>
             </w:pPr>
             <w:r>
               <w:rPr>
                 <w:b/>
                 <w:bCs/>
                 <w:color w:val="12355B"/>
-                <w:sz w:val="24"/>
-                <w:szCs w:val="24"/>
-              </w:rPr>
-              <w:t xml:space="preserve">pattern</w:t>
-            </w:r>
+                <w:sz w:val="21"/>
+                <w:szCs w:val="21"/>
+              </w:rPr>
+              <w:t xml:space="preserve">pattern unit</w:t>
+            </w:r>
+          </w:p>
+          <w:p>
+            <w:pPr>
+              <w:spacing w:after="0"/>
+            </w:pPr>
+            <w:r>
+              <w:rPr>
+                <w:i/>
+                <w:iCs/>
+                <w:color w:val="5F6F80"/>
+                <w:sz w:val="18"/>
+                <w:szCs w:val="18"/>
+              </w:rPr>
+              <w:t xml:space="preserve">unidad del patrón</w:t>
+            </w:r>
+          </w:p>
+        </w:tc>
+        <w:tc>
+          <w:tcPr>
+            <w:tcW w:type="dxa" w:w="3160"/>
+            <w:tcMar>
+              <w:top w:type="dxa" w:w="80"/>
+              <w:left w:type="dxa" w:w="100"/>
+              <w:bottom w:type="dxa" w:w="80"/>
+              <w:right w:type="dxa" w:w="100"/>
+            </w:tcMar>
+            <w:vAlign w:val="top"/>
+          </w:tcPr>
+          <w:p>
+            <w:pPr>
+              <w:spacing w:after="0"/>
+            </w:pPr>
+            <w:r>
+              <w:rPr>
+                <w:sz w:val="20"/>
+                <w:szCs w:val="20"/>
+              </w:rPr>
+              <w:t xml:space="preserve">The smallest chunk of a pattern that repeats.</w:t>
+            </w:r>
+          </w:p>
+        </w:tc>
+        <w:tc>
+          <w:tcPr>
+            <w:tcW w:type="dxa" w:w="2200"/>
+            <w:tcMar>
+              <w:top w:type="dxa" w:w="80"/>
+              <w:left w:type="dxa" w:w="100"/>
+              <w:bottom w:type="dxa" w:w="80"/>
+              <w:right w:type="dxa" w:w="100"/>
+            </w:tcMar>
+            <w:vAlign w:val="top"/>
+          </w:tcPr>
+          <w:p>
+            <w:pPr>
+              <w:spacing w:after="40"/>
+            </w:pPr>
             <w:r>
               <w:rPr>
                 <w:i/>
@@ -532,89 +856,41 @@
                 <w:sz w:val="19"/>
                 <w:szCs w:val="19"/>
               </w:rPr>
-              <w:t xml:space="preserve">   patrón</w:t>
-            </w:r>
-          </w:p>
+              <w:t xml:space="preserve">Not pattern unit: write a counter-example that breaks the definition.</w:t>
+            </w:r>
+          </w:p>
+          <w:p>
+            <w:pPr>
+              <w:pBdr>
+                <w:bottom w:val="single" w:color="AFBECC" w:sz="6"/>
+              </w:pBdr>
+              <w:spacing w:after="30" w:before="150"/>
+            </w:pPr>
+            <w:r>
+              <w:t xml:space="preserve"/>
+            </w:r>
+          </w:p>
+        </w:tc>
+        <w:tc>
+          <w:tcPr>
+            <w:tcW w:type="dxa" w:w="2200"/>
+            <w:tcMar>
+              <w:top w:type="dxa" w:w="80"/>
+              <w:left w:type="dxa" w:w="100"/>
+              <w:bottom w:type="dxa" w:w="80"/>
+              <w:right w:type="dxa" w:w="100"/>
+            </w:tcMar>
+            <w:vAlign w:val="top"/>
+          </w:tcPr>
           <w:p>
             <w:pPr>
               <w:spacing w:after="40"/>
-            </w:pPr>
-            <w:r>
-              <w:rPr>
-                <w:sz w:val="21"/>
-                <w:szCs w:val="21"/>
-              </w:rPr>
-              <w:t xml:space="preserve">A set of objects or shapes that are repeated and arranged in a regular order.</w:t>
-            </w:r>
-          </w:p>
-          <w:p>
-            <w:pPr>
-              <w:spacing w:after="0"/>
-            </w:pPr>
-            <w:r>
-              <w:rPr>
-                <w:b/>
-                <w:bCs/>
-                <w:color w:val="1FA6A2"/>
-                <w:sz w:val="18"/>
-                <w:szCs w:val="18"/>
-              </w:rPr>
-              <w:t xml:space="preserve">Example:  </w:t>
-            </w:r>
-            <w:r>
-              <w:rPr>
-                <w:i/>
-                <w:iCs/>
-                <w:color w:val="5F6F80"/>
-                <w:sz w:val="18"/>
-                <w:szCs w:val="18"/>
-              </w:rPr>
-              <w:t xml:space="preserve">Circle, square, triangle, circle, square, triangle …</w:t>
-            </w:r>
-          </w:p>
-        </w:tc>
-      </w:tr>
-    </w:tbl>
-    <w:tbl>
-      <w:tblPr>
-        <w:tblW w:type="pct" w:w="100%"/>
-        <w:tblBorders>
-          <w:top w:val="none" w:color="FFFFFF" w:sz="0"/>
-          <w:left w:val="none" w:color="FFFFFF" w:sz="0"/>
-          <w:bottom w:val="single" w:color="C7D2DD" w:sz="4"/>
-          <w:right w:val="none" w:color="FFFFFF" w:sz="0"/>
-          <w:insideH w:val="none" w:color="FFFFFF" w:sz="0"/>
-          <w:insideV w:val="none" w:color="FFFFFF" w:sz="0"/>
-        </w:tblBorders>
-      </w:tblPr>
-      <w:tblGrid>
-        <w:gridCol w:w="1800"/>
-        <w:gridCol w:w="7560"/>
-      </w:tblGrid>
-      <w:tr>
-        <w:trPr>
-          <w:cantSplit/>
-        </w:trPr>
-        <w:tc>
-          <w:tcPr>
-            <w:tcW w:type="dxa" w:w="1800"/>
-            <w:tcMar>
-              <w:top w:type="dxa" w:w="100"/>
-              <w:left w:type="dxa" w:w="40"/>
-              <w:bottom w:type="dxa" w:w="100"/>
-              <w:right w:type="dxa" w:w="120"/>
-            </w:tcMar>
-            <w:vAlign w:val="center"/>
-          </w:tcPr>
-          <w:p>
-            <w:pPr>
-              <w:spacing w:after="0"/>
               <w:jc w:val="center"/>
             </w:pPr>
             <w:r>
               <w:drawing>
                 <wp:inline distT="0" distB="0" distL="0" distR="0">
-                  <wp:extent cx="1047750" cy="790575"/>
+                  <wp:extent cx="876300" cy="657225"/>
                   <wp:effectExtent t="0" r="0" b="0" l="0"/>
                   <wp:docPr id="1" name="" descr="" title=""/>
                   <wp:cNvGraphicFramePr>
@@ -639,7 +915,7 @@
                         <pic:spPr bwMode="auto">
                           <a:xfrm>
                             <a:off x="0" y="0"/>
-                            <a:ext cx="1047750" cy="790575"/>
+                            <a:ext cx="876300" cy="657225"/>
                           </a:xfrm>
                           <a:prstGeom prst="rect">
                             <a:avLst/>
@@ -652,32 +928,108 @@
               </w:drawing>
             </w:r>
           </w:p>
-        </w:tc>
-        <w:tc>
-          <w:tcPr>
-            <w:tcW w:type="dxa" w:w="7560"/>
-            <w:tcMar>
-              <w:top w:type="dxa" w:w="100"/>
-              <w:left w:type="dxa" w:w="40"/>
-              <w:bottom w:type="dxa" w:w="100"/>
-              <w:right w:type="dxa" w:w="40"/>
-            </w:tcMar>
-            <w:vAlign w:val="center"/>
-          </w:tcPr>
-          <w:p>
-            <w:pPr>
-              <w:spacing w:after="50"/>
+          <w:p>
+            <w:pPr>
+              <w:spacing w:after="0"/>
+            </w:pPr>
+            <w:r>
+              <w:rPr>
+                <w:i/>
+                <w:iCs/>
+                <w:color w:val="5F6F80"/>
+                <w:sz w:val="18"/>
+                <w:szCs w:val="18"/>
+              </w:rPr>
+              <w:t xml:space="preserve">circle · square · triangle — the chunk that starts over.</w:t>
+            </w:r>
+          </w:p>
+        </w:tc>
+      </w:tr>
+      <w:tr>
+        <w:trPr>
+          <w:cantSplit/>
+        </w:trPr>
+        <w:tc>
+          <w:tcPr>
+            <w:tcW w:type="dxa" w:w="1800"/>
+            <w:tcMar>
+              <w:top w:type="dxa" w:w="80"/>
+              <w:left w:type="dxa" w:w="100"/>
+              <w:bottom w:type="dxa" w:w="80"/>
+              <w:right w:type="dxa" w:w="100"/>
+            </w:tcMar>
+            <w:vAlign w:val="top"/>
+          </w:tcPr>
+          <w:p>
+            <w:pPr>
+              <w:spacing w:after="30"/>
             </w:pPr>
             <w:r>
               <w:rPr>
                 <w:b/>
                 <w:bCs/>
                 <w:color w:val="12355B"/>
-                <w:sz w:val="24"/>
-                <w:szCs w:val="24"/>
-              </w:rPr>
-              <w:t xml:space="preserve">pattern unit</w:t>
-            </w:r>
+                <w:sz w:val="21"/>
+                <w:szCs w:val="21"/>
+              </w:rPr>
+              <w:t xml:space="preserve">rhythm</w:t>
+            </w:r>
+          </w:p>
+          <w:p>
+            <w:pPr>
+              <w:spacing w:after="0"/>
+            </w:pPr>
+            <w:r>
+              <w:rPr>
+                <w:i/>
+                <w:iCs/>
+                <w:color w:val="5F6F80"/>
+                <w:sz w:val="18"/>
+                <w:szCs w:val="18"/>
+              </w:rPr>
+              <w:t xml:space="preserve">ritmo</w:t>
+            </w:r>
+          </w:p>
+        </w:tc>
+        <w:tc>
+          <w:tcPr>
+            <w:tcW w:type="dxa" w:w="3160"/>
+            <w:tcMar>
+              <w:top w:type="dxa" w:w="80"/>
+              <w:left w:type="dxa" w:w="100"/>
+              <w:bottom w:type="dxa" w:w="80"/>
+              <w:right w:type="dxa" w:w="100"/>
+            </w:tcMar>
+            <w:vAlign w:val="top"/>
+          </w:tcPr>
+          <w:p>
+            <w:pPr>
+              <w:spacing w:after="0"/>
+            </w:pPr>
+            <w:r>
+              <w:rPr>
+                <w:sz w:val="20"/>
+                <w:szCs w:val="20"/>
+              </w:rPr>
+              <w:t xml:space="preserve">A design element created by varying the placement, size, orientation, or order of the same objects or shapes.</w:t>
+            </w:r>
+          </w:p>
+        </w:tc>
+        <w:tc>
+          <w:tcPr>
+            <w:tcW w:type="dxa" w:w="2200"/>
+            <w:tcMar>
+              <w:top w:type="dxa" w:w="80"/>
+              <w:left w:type="dxa" w:w="100"/>
+              <w:bottom w:type="dxa" w:w="80"/>
+              <w:right w:type="dxa" w:w="100"/>
+            </w:tcMar>
+            <w:vAlign w:val="top"/>
+          </w:tcPr>
+          <w:p>
+            <w:pPr>
+              <w:spacing w:after="40"/>
+            </w:pPr>
             <w:r>
               <w:rPr>
                 <w:i/>
@@ -686,89 +1038,41 @@
                 <w:sz w:val="19"/>
                 <w:szCs w:val="19"/>
               </w:rPr>
-              <w:t xml:space="preserve">   unidad del patrón</w:t>
-            </w:r>
-          </w:p>
+              <w:t xml:space="preserve">Not rhythm: write a counter-example that breaks the definition.</w:t>
+            </w:r>
+          </w:p>
+          <w:p>
+            <w:pPr>
+              <w:pBdr>
+                <w:bottom w:val="single" w:color="AFBECC" w:sz="6"/>
+              </w:pBdr>
+              <w:spacing w:after="30" w:before="150"/>
+            </w:pPr>
+            <w:r>
+              <w:t xml:space="preserve"/>
+            </w:r>
+          </w:p>
+        </w:tc>
+        <w:tc>
+          <w:tcPr>
+            <w:tcW w:type="dxa" w:w="2200"/>
+            <w:tcMar>
+              <w:top w:type="dxa" w:w="80"/>
+              <w:left w:type="dxa" w:w="100"/>
+              <w:bottom w:type="dxa" w:w="80"/>
+              <w:right w:type="dxa" w:w="100"/>
+            </w:tcMar>
+            <w:vAlign w:val="top"/>
+          </w:tcPr>
           <w:p>
             <w:pPr>
               <w:spacing w:after="40"/>
-            </w:pPr>
-            <w:r>
-              <w:rPr>
-                <w:sz w:val="21"/>
-                <w:szCs w:val="21"/>
-              </w:rPr>
-              <w:t xml:space="preserve">The smallest chunk of a pattern that repeats.</w:t>
-            </w:r>
-          </w:p>
-          <w:p>
-            <w:pPr>
-              <w:spacing w:after="0"/>
-            </w:pPr>
-            <w:r>
-              <w:rPr>
-                <w:b/>
-                <w:bCs/>
-                <w:color w:val="1FA6A2"/>
-                <w:sz w:val="18"/>
-                <w:szCs w:val="18"/>
-              </w:rPr>
-              <w:t xml:space="preserve">Example:  </w:t>
-            </w:r>
-            <w:r>
-              <w:rPr>
-                <w:i/>
-                <w:iCs/>
-                <w:color w:val="5F6F80"/>
-                <w:sz w:val="18"/>
-                <w:szCs w:val="18"/>
-              </w:rPr>
-              <w:t xml:space="preserve">circle · square · triangle — the chunk that starts over.</w:t>
-            </w:r>
-          </w:p>
-        </w:tc>
-      </w:tr>
-    </w:tbl>
-    <w:tbl>
-      <w:tblPr>
-        <w:tblW w:type="pct" w:w="100%"/>
-        <w:tblBorders>
-          <w:top w:val="none" w:color="FFFFFF" w:sz="0"/>
-          <w:left w:val="none" w:color="FFFFFF" w:sz="0"/>
-          <w:bottom w:val="single" w:color="C7D2DD" w:sz="4"/>
-          <w:right w:val="none" w:color="FFFFFF" w:sz="0"/>
-          <w:insideH w:val="none" w:color="FFFFFF" w:sz="0"/>
-          <w:insideV w:val="none" w:color="FFFFFF" w:sz="0"/>
-        </w:tblBorders>
-      </w:tblPr>
-      <w:tblGrid>
-        <w:gridCol w:w="1800"/>
-        <w:gridCol w:w="7560"/>
-      </w:tblGrid>
-      <w:tr>
-        <w:trPr>
-          <w:cantSplit/>
-        </w:trPr>
-        <w:tc>
-          <w:tcPr>
-            <w:tcW w:type="dxa" w:w="1800"/>
-            <w:tcMar>
-              <w:top w:type="dxa" w:w="100"/>
-              <w:left w:type="dxa" w:w="40"/>
-              <w:bottom w:type="dxa" w:w="100"/>
-              <w:right w:type="dxa" w:w="120"/>
-            </w:tcMar>
-            <w:vAlign w:val="center"/>
-          </w:tcPr>
-          <w:p>
-            <w:pPr>
-              <w:spacing w:after="0"/>
               <w:jc w:val="center"/>
             </w:pPr>
             <w:r>
               <w:drawing>
                 <wp:inline distT="0" distB="0" distL="0" distR="0">
-                  <wp:extent cx="1047750" cy="790575"/>
+                  <wp:extent cx="876300" cy="657225"/>
                   <wp:effectExtent t="0" r="0" b="0" l="0"/>
                   <wp:docPr id="1" name="" descr="" title=""/>
                   <wp:cNvGraphicFramePr>
@@ -793,7 +1097,7 @@
                         <pic:spPr bwMode="auto">
                           <a:xfrm>
                             <a:off x="0" y="0"/>
-                            <a:ext cx="1047750" cy="790575"/>
+                            <a:ext cx="876300" cy="657225"/>
                           </a:xfrm>
                           <a:prstGeom prst="rect">
                             <a:avLst/>
@@ -806,32 +1110,108 @@
               </w:drawing>
             </w:r>
           </w:p>
-        </w:tc>
-        <w:tc>
-          <w:tcPr>
-            <w:tcW w:type="dxa" w:w="7560"/>
-            <w:tcMar>
-              <w:top w:type="dxa" w:w="100"/>
-              <w:left w:type="dxa" w:w="40"/>
-              <w:bottom w:type="dxa" w:w="100"/>
-              <w:right w:type="dxa" w:w="40"/>
-            </w:tcMar>
-            <w:vAlign w:val="center"/>
-          </w:tcPr>
-          <w:p>
-            <w:pPr>
-              <w:spacing w:after="50"/>
+          <w:p>
+            <w:pPr>
+              <w:spacing w:after="0"/>
+            </w:pPr>
+            <w:r>
+              <w:rPr>
+                <w:i/>
+                <w:iCs/>
+                <w:color w:val="5F6F80"/>
+                <w:sz w:val="18"/>
+                <w:szCs w:val="18"/>
+              </w:rPr>
+              <w:t xml:space="preserve">The same circles, but sizes and spacing change as your eye travels.</w:t>
+            </w:r>
+          </w:p>
+        </w:tc>
+      </w:tr>
+      <w:tr>
+        <w:trPr>
+          <w:cantSplit/>
+        </w:trPr>
+        <w:tc>
+          <w:tcPr>
+            <w:tcW w:type="dxa" w:w="1800"/>
+            <w:tcMar>
+              <w:top w:type="dxa" w:w="80"/>
+              <w:left w:type="dxa" w:w="100"/>
+              <w:bottom w:type="dxa" w:w="80"/>
+              <w:right w:type="dxa" w:w="100"/>
+            </w:tcMar>
+            <w:vAlign w:val="top"/>
+          </w:tcPr>
+          <w:p>
+            <w:pPr>
+              <w:spacing w:after="30"/>
             </w:pPr>
             <w:r>
               <w:rPr>
                 <w:b/>
                 <w:bCs/>
                 <w:color w:val="12355B"/>
-                <w:sz w:val="24"/>
-                <w:szCs w:val="24"/>
-              </w:rPr>
-              <w:t xml:space="preserve">rhythm</w:t>
-            </w:r>
+                <w:sz w:val="21"/>
+                <w:szCs w:val="21"/>
+              </w:rPr>
+              <w:t xml:space="preserve">predictability</w:t>
+            </w:r>
+          </w:p>
+          <w:p>
+            <w:pPr>
+              <w:spacing w:after="0"/>
+            </w:pPr>
+            <w:r>
+              <w:rPr>
+                <w:i/>
+                <w:iCs/>
+                <w:color w:val="5F6F80"/>
+                <w:sz w:val="18"/>
+                <w:szCs w:val="18"/>
+              </w:rPr>
+              <w:t xml:space="preserve">previsibilidad</w:t>
+            </w:r>
+          </w:p>
+        </w:tc>
+        <w:tc>
+          <w:tcPr>
+            <w:tcW w:type="dxa" w:w="3160"/>
+            <w:tcMar>
+              <w:top w:type="dxa" w:w="80"/>
+              <w:left w:type="dxa" w:w="100"/>
+              <w:bottom w:type="dxa" w:w="80"/>
+              <w:right w:type="dxa" w:w="100"/>
+            </w:tcMar>
+            <w:vAlign w:val="top"/>
+          </w:tcPr>
+          <w:p>
+            <w:pPr>
+              <w:spacing w:after="0"/>
+            </w:pPr>
+            <w:r>
+              <w:rPr>
+                <w:sz w:val="20"/>
+                <w:szCs w:val="20"/>
+              </w:rPr>
+              <w:t xml:space="preserve">Being able to know what comes next because the design follows a rule.</w:t>
+            </w:r>
+          </w:p>
+        </w:tc>
+        <w:tc>
+          <w:tcPr>
+            <w:tcW w:type="dxa" w:w="2200"/>
+            <w:tcMar>
+              <w:top w:type="dxa" w:w="80"/>
+              <w:left w:type="dxa" w:w="100"/>
+              <w:bottom w:type="dxa" w:w="80"/>
+              <w:right w:type="dxa" w:w="100"/>
+            </w:tcMar>
+            <w:vAlign w:val="top"/>
+          </w:tcPr>
+          <w:p>
+            <w:pPr>
+              <w:spacing w:after="40"/>
+            </w:pPr>
             <w:r>
               <w:rPr>
                 <w:i/>
@@ -840,89 +1220,41 @@
                 <w:sz w:val="19"/>
                 <w:szCs w:val="19"/>
               </w:rPr>
-              <w:t xml:space="preserve">   ritmo</w:t>
-            </w:r>
-          </w:p>
+              <w:t xml:space="preserve">Not predictability: write a counter-example that breaks the definition.</w:t>
+            </w:r>
+          </w:p>
+          <w:p>
+            <w:pPr>
+              <w:pBdr>
+                <w:bottom w:val="single" w:color="AFBECC" w:sz="6"/>
+              </w:pBdr>
+              <w:spacing w:after="30" w:before="150"/>
+            </w:pPr>
+            <w:r>
+              <w:t xml:space="preserve"/>
+            </w:r>
+          </w:p>
+        </w:tc>
+        <w:tc>
+          <w:tcPr>
+            <w:tcW w:type="dxa" w:w="2200"/>
+            <w:tcMar>
+              <w:top w:type="dxa" w:w="80"/>
+              <w:left w:type="dxa" w:w="100"/>
+              <w:bottom w:type="dxa" w:w="80"/>
+              <w:right w:type="dxa" w:w="100"/>
+            </w:tcMar>
+            <w:vAlign w:val="top"/>
+          </w:tcPr>
           <w:p>
             <w:pPr>
               <w:spacing w:after="40"/>
-            </w:pPr>
-            <w:r>
-              <w:rPr>
-                <w:sz w:val="21"/>
-                <w:szCs w:val="21"/>
-              </w:rPr>
-              <w:t xml:space="preserve">A design element created by varying the placement, size, orientation, or order of the same objects or shapes.</w:t>
-            </w:r>
-          </w:p>
-          <w:p>
-            <w:pPr>
-              <w:spacing w:after="0"/>
-            </w:pPr>
-            <w:r>
-              <w:rPr>
-                <w:b/>
-                <w:bCs/>
-                <w:color w:val="1FA6A2"/>
-                <w:sz w:val="18"/>
-                <w:szCs w:val="18"/>
-              </w:rPr>
-              <w:t xml:space="preserve">Example:  </w:t>
-            </w:r>
-            <w:r>
-              <w:rPr>
-                <w:i/>
-                <w:iCs/>
-                <w:color w:val="5F6F80"/>
-                <w:sz w:val="18"/>
-                <w:szCs w:val="18"/>
-              </w:rPr>
-              <w:t xml:space="preserve">The same circles, but sizes and spacing change as your eye travels.</w:t>
-            </w:r>
-          </w:p>
-        </w:tc>
-      </w:tr>
-    </w:tbl>
-    <w:tbl>
-      <w:tblPr>
-        <w:tblW w:type="pct" w:w="100%"/>
-        <w:tblBorders>
-          <w:top w:val="none" w:color="FFFFFF" w:sz="0"/>
-          <w:left w:val="none" w:color="FFFFFF" w:sz="0"/>
-          <w:bottom w:val="single" w:color="C7D2DD" w:sz="4"/>
-          <w:right w:val="none" w:color="FFFFFF" w:sz="0"/>
-          <w:insideH w:val="none" w:color="FFFFFF" w:sz="0"/>
-          <w:insideV w:val="none" w:color="FFFFFF" w:sz="0"/>
-        </w:tblBorders>
-      </w:tblPr>
-      <w:tblGrid>
-        <w:gridCol w:w="1800"/>
-        <w:gridCol w:w="7560"/>
-      </w:tblGrid>
-      <w:tr>
-        <w:trPr>
-          <w:cantSplit/>
-        </w:trPr>
-        <w:tc>
-          <w:tcPr>
-            <w:tcW w:type="dxa" w:w="1800"/>
-            <w:tcMar>
-              <w:top w:type="dxa" w:w="100"/>
-              <w:left w:type="dxa" w:w="40"/>
-              <w:bottom w:type="dxa" w:w="100"/>
-              <w:right w:type="dxa" w:w="120"/>
-            </w:tcMar>
-            <w:vAlign w:val="center"/>
-          </w:tcPr>
-          <w:p>
-            <w:pPr>
-              <w:spacing w:after="0"/>
               <w:jc w:val="center"/>
             </w:pPr>
             <w:r>
               <w:drawing>
                 <wp:inline distT="0" distB="0" distL="0" distR="0">
-                  <wp:extent cx="1047750" cy="790575"/>
+                  <wp:extent cx="876300" cy="657225"/>
                   <wp:effectExtent t="0" r="0" b="0" l="0"/>
                   <wp:docPr id="1" name="" descr="" title=""/>
                   <wp:cNvGraphicFramePr>
@@ -947,7 +1279,7 @@
                         <pic:spPr bwMode="auto">
                           <a:xfrm>
                             <a:off x="0" y="0"/>
-                            <a:ext cx="1047750" cy="790575"/>
+                            <a:ext cx="876300" cy="657225"/>
                           </a:xfrm>
                           <a:prstGeom prst="rect">
                             <a:avLst/>
@@ -960,69 +1292,10 @@
               </w:drawing>
             </w:r>
           </w:p>
-        </w:tc>
-        <w:tc>
-          <w:tcPr>
-            <w:tcW w:type="dxa" w:w="7560"/>
-            <w:tcMar>
-              <w:top w:type="dxa" w:w="100"/>
-              <w:left w:type="dxa" w:w="40"/>
-              <w:bottom w:type="dxa" w:w="100"/>
-              <w:right w:type="dxa" w:w="40"/>
-            </w:tcMar>
-            <w:vAlign w:val="center"/>
-          </w:tcPr>
-          <w:p>
-            <w:pPr>
-              <w:spacing w:after="50"/>
-            </w:pPr>
-            <w:r>
-              <w:rPr>
-                <w:b/>
-                <w:bCs/>
-                <w:color w:val="12355B"/>
-                <w:sz w:val="24"/>
-                <w:szCs w:val="24"/>
-              </w:rPr>
-              <w:t xml:space="preserve">predictability</w:t>
-            </w:r>
-            <w:r>
-              <w:rPr>
-                <w:i/>
-                <w:iCs/>
-                <w:color w:val="5F6F80"/>
-                <w:sz w:val="19"/>
-                <w:szCs w:val="19"/>
-              </w:rPr>
-              <w:t xml:space="preserve">   previsibilidad</w:t>
-            </w:r>
-          </w:p>
-          <w:p>
-            <w:pPr>
-              <w:spacing w:after="40"/>
-            </w:pPr>
-            <w:r>
-              <w:rPr>
-                <w:sz w:val="21"/>
-                <w:szCs w:val="21"/>
-              </w:rPr>
-              <w:t xml:space="preserve">Being able to know what comes next because the design follows a rule.</w:t>
-            </w:r>
-          </w:p>
           <w:p>
             <w:pPr>
               <w:spacing w:after="0"/>
             </w:pPr>
-            <w:r>
-              <w:rPr>
-                <w:b/>
-                <w:bCs/>
-                <w:color w:val="1FA6A2"/>
-                <w:sz w:val="18"/>
-                <w:szCs w:val="18"/>
-              </w:rPr>
-              <w:t xml:space="preserve">Example:  </w:t>
-            </w:r>
             <w:r>
               <w:rPr>
                 <w:i/>
@@ -2457,7 +2730,7 @@
           <w:sz w:val="19"/>
           <w:szCs w:val="19"/>
         </w:rPr>
-        <w:t xml:space="preserve">   You Do — show your work</w:t>
+        <w:t xml:space="preserve">   You Do — show your work and reasoning</w:t>
       </w:r>
     </w:p>
     <w:p>
@@ -2472,7 +2745,7 @@
           <w:sz w:val="19"/>
           <w:szCs w:val="19"/>
         </w:rPr>
-        <w:t xml:space="preserve">Solve each problem. Show your thinking in the work box.</w:t>
+        <w:t xml:space="preserve">Solve each problem in the middle column and explain your reasoning using the sentence starters on the right.</w:t>
       </w:r>
     </w:p>
     <w:p>
@@ -2501,120 +2774,258 @@
         <w:t xml:space="preserve">   stretch your thinking</w:t>
       </w:r>
     </w:p>
-    <w:p>
-      <w:pPr>
-        <w:keepNext/>
-        <w:spacing w:after="60" w:before="160"/>
-      </w:pPr>
-      <w:r>
-        <w:rPr>
-          <w:b/>
-          <w:bCs/>
-          <w:color w:val="12355B"/>
-          <w:sz w:val="22"/>
-          <w:szCs w:val="22"/>
-        </w:rPr>
-        <w:t xml:space="preserve">1.  </w:t>
-      </w:r>
-      <w:r>
-        <w:rPr>
-          <w:b/>
-          <w:bCs/>
-          <w:sz w:val="21"/>
-          <w:szCs w:val="21"/>
-        </w:rPr>
-        <w:t xml:space="preserve">The circle-square-triangle pattern continues. What is shape number 25?</w:t>
-      </w:r>
-    </w:p>
-    <w:p>
-      <w:pPr>
-        <w:spacing w:after="40"/>
-        <w:ind w:left="420"/>
-      </w:pPr>
-      <w:r>
-        <w:rPr>
-          <w:sz w:val="20"/>
-          <w:szCs w:val="20"/>
-        </w:rPr>
-        <w:t xml:space="preserve">A)  The purple square</w:t>
-      </w:r>
-    </w:p>
-    <w:p>
-      <w:pPr>
-        <w:spacing w:after="40"/>
-        <w:ind w:left="420"/>
-      </w:pPr>
-      <w:r>
-        <w:rPr>
-          <w:sz w:val="20"/>
-          <w:szCs w:val="20"/>
-        </w:rPr>
-        <w:t xml:space="preserve">B)  The blue triangle</w:t>
-      </w:r>
-    </w:p>
-    <w:p>
-      <w:pPr>
-        <w:spacing w:after="40"/>
-        <w:ind w:left="420"/>
-      </w:pPr>
-      <w:r>
-        <w:rPr>
-          <w:sz w:val="20"/>
-          <w:szCs w:val="20"/>
-        </w:rPr>
-        <w:t xml:space="preserve">C)  There is no shape 25</w:t>
-      </w:r>
-    </w:p>
-    <w:p>
-      <w:pPr>
-        <w:spacing w:after="40"/>
-        <w:ind w:left="420"/>
-      </w:pPr>
-      <w:r>
-        <w:rPr>
-          <w:sz w:val="20"/>
-          <w:szCs w:val="20"/>
-        </w:rPr>
-        <w:t xml:space="preserve">D)  The pink circle</w:t>
-      </w:r>
-    </w:p>
-    <w:p>
-      <w:pPr>
-        <w:spacing w:after="20"/>
-      </w:pPr>
-      <w:r>
-        <w:t xml:space="preserve"/>
-      </w:r>
-    </w:p>
     <w:tbl>
       <w:tblPr>
-        <w:tblW w:type="pct" w:w="100%"/>
+        <w:tblW w:type="dxa" w:w="9360"/>
         <w:tblBorders>
           <w:top w:val="single" w:color="C7D2DD" w:sz="6"/>
           <w:left w:val="single" w:color="C7D2DD" w:sz="6"/>
           <w:bottom w:val="single" w:color="C7D2DD" w:sz="6"/>
           <w:right w:val="single" w:color="C7D2DD" w:sz="6"/>
-          <w:insideH w:val="single" w:color="auto" w:sz="4"/>
-          <w:insideV w:val="single" w:color="auto" w:sz="4"/>
+          <w:insideH w:val="single" w:color="C7D2DD" w:sz="6"/>
+          <w:insideV w:val="single" w:color="C7D2DD" w:sz="6"/>
         </w:tblBorders>
       </w:tblPr>
       <w:tblGrid>
-        <w:gridCol w:w="100"/>
+        <w:gridCol w:w="2800"/>
+        <w:gridCol w:w="3560"/>
+        <w:gridCol w:w="3000"/>
       </w:tblGrid>
       <w:tr>
-        <w:tc>
-          <w:tcPr>
+        <w:trPr>
+          <w:cantSplit/>
+          <w:tblHeader/>
+        </w:trPr>
+        <w:tc>
+          <w:tcPr>
+            <w:tcW w:type="dxa" w:w="2800"/>
+            <w:shd w:fill="EEF4F8" w:color="auto" w:val="clear"/>
+            <w:tcMar>
+              <w:top w:type="dxa" w:w="60"/>
+              <w:left w:type="dxa" w:w="100"/>
+              <w:bottom w:type="dxa" w:w="60"/>
+              <w:right w:type="dxa" w:w="100"/>
+            </w:tcMar>
+          </w:tcPr>
+          <w:p>
+            <w:pPr>
+              <w:spacing w:after="0"/>
+            </w:pPr>
+            <w:r>
+              <w:rPr>
+                <w:b/>
+                <w:bCs/>
+                <w:color w:val="12355B"/>
+                <w:sz w:val="16"/>
+                <w:szCs w:val="16"/>
+              </w:rPr>
+              <w:t xml:space="preserve">CORE PROBLEM / GIVEN REPRESENTATION</w:t>
+            </w:r>
+          </w:p>
+        </w:tc>
+        <w:tc>
+          <w:tcPr>
+            <w:tcW w:type="dxa" w:w="3560"/>
+            <w:shd w:fill="EEF4F8" w:color="auto" w:val="clear"/>
+            <w:tcMar>
+              <w:top w:type="dxa" w:w="60"/>
+              <w:left w:type="dxa" w:w="100"/>
+              <w:bottom w:type="dxa" w:w="60"/>
+              <w:right w:type="dxa" w:w="100"/>
+            </w:tcMar>
+          </w:tcPr>
+          <w:p>
+            <w:pPr>
+              <w:spacing w:after="0"/>
+            </w:pPr>
+            <w:r>
+              <w:rPr>
+                <w:b/>
+                <w:bCs/>
+                <w:color w:val="12355B"/>
+                <w:sz w:val="16"/>
+                <w:szCs w:val="16"/>
+              </w:rPr>
+              <w:t xml:space="preserve">WORKING SPACE / CALCULATION STEPS</w:t>
+            </w:r>
+          </w:p>
+        </w:tc>
+        <w:tc>
+          <w:tcPr>
+            <w:tcW w:type="dxa" w:w="3000"/>
             <w:shd w:fill="FBF3E2" w:color="auto" w:val="clear"/>
             <w:tcMar>
               <w:top w:type="dxa" w:w="60"/>
-              <w:left w:type="dxa" w:w="120"/>
+              <w:left w:type="dxa" w:w="100"/>
               <w:bottom w:type="dxa" w:w="60"/>
-              <w:right w:type="dxa" w:w="120"/>
-            </w:tcMar>
-          </w:tcPr>
-          <w:p>
-            <w:pPr>
-              <w:spacing w:after="0" w:line="320"/>
+              <w:right w:type="dxa" w:w="100"/>
+            </w:tcMar>
+          </w:tcPr>
+          <w:p>
+            <w:pPr>
+              <w:spacing w:after="0"/>
+            </w:pPr>
+            <w:r>
+              <w:rPr>
+                <w:b/>
+                <w:bCs/>
+                <w:color w:val="B97A12"/>
+                <w:sz w:val="16"/>
+                <w:szCs w:val="16"/>
+              </w:rPr>
+              <w:t xml:space="preserve">EXPLAIN YOUR REASONING</w:t>
+            </w:r>
+          </w:p>
+        </w:tc>
+      </w:tr>
+      <w:tr>
+        <w:trPr>
+          <w:cantSplit/>
+        </w:trPr>
+        <w:tc>
+          <w:tcPr>
+            <w:tcW w:type="dxa" w:w="2800"/>
+            <w:tcMar>
+              <w:top w:type="dxa" w:w="80"/>
+              <w:left w:type="dxa" w:w="100"/>
+              <w:bottom w:type="dxa" w:w="80"/>
+              <w:right w:type="dxa" w:w="100"/>
+            </w:tcMar>
+            <w:vAlign w:val="top"/>
+          </w:tcPr>
+          <w:p>
+            <w:pPr>
+              <w:spacing w:after="60"/>
+            </w:pPr>
+            <w:r>
+              <w:rPr>
+                <w:b/>
+                <w:bCs/>
+                <w:color w:val="12355B"/>
+                <w:sz w:val="21"/>
+                <w:szCs w:val="21"/>
+              </w:rPr>
+              <w:t xml:space="preserve">1.  </w:t>
+            </w:r>
+            <w:r>
+              <w:rPr>
+                <w:b/>
+                <w:bCs/>
+                <w:sz w:val="20"/>
+                <w:szCs w:val="20"/>
+              </w:rPr>
+              <w:t xml:space="preserve">The circle-square-triangle pattern continues. What is shape number 25?</w:t>
+            </w:r>
+          </w:p>
+          <w:p>
+            <w:pPr>
+              <w:spacing w:after="30"/>
+              <w:ind w:left="180"/>
+            </w:pPr>
+            <w:r>
+              <w:rPr>
+                <w:sz w:val="19"/>
+                <w:szCs w:val="19"/>
+              </w:rPr>
+              <w:t xml:space="preserve">A)  The purple square</w:t>
+            </w:r>
+          </w:p>
+          <w:p>
+            <w:pPr>
+              <w:spacing w:after="30"/>
+              <w:ind w:left="180"/>
+            </w:pPr>
+            <w:r>
+              <w:rPr>
+                <w:sz w:val="19"/>
+                <w:szCs w:val="19"/>
+              </w:rPr>
+              <w:t xml:space="preserve">B)  The blue triangle</w:t>
+            </w:r>
+          </w:p>
+          <w:p>
+            <w:pPr>
+              <w:spacing w:after="30"/>
+              <w:ind w:left="180"/>
+            </w:pPr>
+            <w:r>
+              <w:rPr>
+                <w:sz w:val="19"/>
+                <w:szCs w:val="19"/>
+              </w:rPr>
+              <w:t xml:space="preserve">C)  There is no shape 25</w:t>
+            </w:r>
+          </w:p>
+          <w:p>
+            <w:pPr>
+              <w:spacing w:after="30"/>
+              <w:ind w:left="180"/>
+            </w:pPr>
+            <w:r>
+              <w:rPr>
+                <w:sz w:val="19"/>
+                <w:szCs w:val="19"/>
+              </w:rPr>
+              <w:t xml:space="preserve">D)  The pink circle</w:t>
+            </w:r>
+          </w:p>
+        </w:tc>
+        <w:tc>
+          <w:tcPr>
+            <w:tcW w:type="dxa" w:w="3560"/>
+            <w:tcMar>
+              <w:top w:type="dxa" w:w="80"/>
+              <w:left w:type="dxa" w:w="100"/>
+              <w:bottom w:type="dxa" w:w="80"/>
+              <w:right w:type="dxa" w:w="100"/>
+            </w:tcMar>
+            <w:vAlign w:val="top"/>
+          </w:tcPr>
+          <w:p>
+            <w:pPr>
+              <w:spacing w:after="40"/>
+            </w:pPr>
+            <w:r>
+              <w:rPr>
+                <w:b/>
+                <w:bCs/>
+                <w:color w:val="1FA6A2"/>
+                <w:sz w:val="19"/>
+                <w:szCs w:val="19"/>
+              </w:rPr>
+              <w:t xml:space="preserve">Solution:  </w:t>
+            </w:r>
+            <w:r>
+              <w:rPr>
+                <w:b/>
+                <w:bCs/>
+                <w:sz w:val="19"/>
+                <w:szCs w:val="19"/>
+              </w:rPr>
+              <w:t xml:space="preserve">D)  The pink circle</w:t>
+            </w:r>
+          </w:p>
+          <w:p>
+            <w:pPr>
+              <w:spacing w:after="40"/>
+            </w:pPr>
+            <w:r>
+              <w:rPr>
+                <w:i/>
+                <w:iCs/>
+                <w:color w:val="5F6F80"/>
+                <w:sz w:val="18"/>
+                <w:szCs w:val="18"/>
+              </w:rPr>
+              <w:t xml:space="preserve">25 ÷ 3 = 8 remainder 1 (since 8 × 3 = 24 and 25 − 24 = 1), and the first shape of the unit is the pink circle.</w:t>
+            </w:r>
+          </w:p>
+          <w:p>
+            <w:pPr>
+              <w:pBdr>
+                <w:bottom w:val="single" w:color="AFBECC" w:sz="6"/>
+              </w:pBdr>
+              <w:spacing w:after="30" w:before="150"/>
             </w:pPr>
             <w:r>
               <w:t xml:space="preserve"/>
@@ -2622,7 +3033,125 @@
           </w:p>
           <w:p>
             <w:pPr>
-              <w:spacing w:after="0" w:line="320"/>
+              <w:pBdr>
+                <w:bottom w:val="single" w:color="AFBECC" w:sz="6"/>
+              </w:pBdr>
+              <w:spacing w:after="30" w:before="150"/>
+            </w:pPr>
+            <w:r>
+              <w:t xml:space="preserve"/>
+            </w:r>
+          </w:p>
+        </w:tc>
+        <w:tc>
+          <w:tcPr>
+            <w:tcW w:type="dxa" w:w="3000"/>
+            <w:shd w:fill="FBF3E2" w:color="auto" w:val="clear"/>
+            <w:tcMar>
+              <w:top w:type="dxa" w:w="80"/>
+              <w:left w:type="dxa" w:w="100"/>
+              <w:bottom w:type="dxa" w:w="80"/>
+              <w:right w:type="dxa" w:w="100"/>
+            </w:tcMar>
+            <w:vAlign w:val="top"/>
+          </w:tcPr>
+          <w:p>
+            <w:pPr>
+              <w:spacing w:after="40"/>
+            </w:pPr>
+            <w:r>
+              <w:rPr>
+                <w:b/>
+                <w:bCs/>
+                <w:color w:val="12355B"/>
+                <w:sz w:val="19"/>
+                <w:szCs w:val="19"/>
+              </w:rPr>
+              <w:t xml:space="preserve">Because... </w:t>
+            </w:r>
+            <w:r>
+              <w:rPr>
+                <w:color w:val="AFBECC"/>
+                <w:sz w:val="19"/>
+                <w:szCs w:val="19"/>
+              </w:rPr>
+              <w:t xml:space="preserve">________________</w:t>
+            </w:r>
+          </w:p>
+          <w:p>
+            <w:pPr>
+              <w:pBdr>
+                <w:bottom w:val="single" w:color="AFBECC" w:sz="6"/>
+              </w:pBdr>
+              <w:spacing w:after="30" w:before="150"/>
+            </w:pPr>
+            <w:r>
+              <w:t xml:space="preserve"/>
+            </w:r>
+          </w:p>
+          <w:p>
+            <w:pPr>
+              <w:spacing w:after="40" w:before="80"/>
+            </w:pPr>
+            <w:r>
+              <w:rPr>
+                <w:b/>
+                <w:bCs/>
+                <w:color w:val="6B4FA0"/>
+                <w:sz w:val="19"/>
+                <w:szCs w:val="19"/>
+              </w:rPr>
+              <w:t xml:space="preserve">Although... </w:t>
+            </w:r>
+            <w:r>
+              <w:rPr>
+                <w:color w:val="AFBECC"/>
+                <w:sz w:val="19"/>
+                <w:szCs w:val="19"/>
+              </w:rPr>
+              <w:t xml:space="preserve">_______________</w:t>
+            </w:r>
+          </w:p>
+          <w:p>
+            <w:pPr>
+              <w:pBdr>
+                <w:bottom w:val="single" w:color="AFBECC" w:sz="6"/>
+              </w:pBdr>
+              <w:spacing w:after="30" w:before="150"/>
+            </w:pPr>
+            <w:r>
+              <w:t xml:space="preserve"/>
+            </w:r>
+          </w:p>
+          <w:p>
+            <w:pPr>
+              <w:spacing w:after="40" w:before="80"/>
+            </w:pPr>
+            <w:r>
+              <w:rPr>
+                <w:b/>
+                <w:bCs/>
+                <w:color w:val="1FA6A2"/>
+                <w:sz w:val="19"/>
+                <w:szCs w:val="19"/>
+              </w:rPr>
+              <w:t xml:space="preserve">Therefore... </w:t>
+            </w:r>
+            <w:r>
+              <w:rPr>
+                <w:color w:val="AFBECC"/>
+                <w:sz w:val="19"/>
+                <w:szCs w:val="19"/>
+              </w:rPr>
+              <w:t xml:space="preserve">______________</w:t>
+            </w:r>
+          </w:p>
+          <w:p>
+            <w:pPr>
+              <w:pBdr>
+                <w:bottom w:val="single" w:color="AFBECC" w:sz="6"/>
+              </w:pBdr>
+              <w:spacing w:after="30" w:before="150"/>
             </w:pPr>
             <w:r>
               <w:t xml:space="preserve"/>
@@ -2633,84 +3162,7 @@
     </w:tbl>
     <w:p>
       <w:pPr>
-        <w:keepNext/>
-        <w:spacing w:after="60" w:before="160"/>
-      </w:pPr>
-      <w:r>
-        <w:rPr>
-          <w:b/>
-          <w:bCs/>
-          <w:color w:val="12355B"/>
-          <w:sz w:val="22"/>
-          <w:szCs w:val="22"/>
-        </w:rPr>
-        <w:t xml:space="preserve">2.  </w:t>
-      </w:r>
-      <w:r>
-        <w:rPr>
-          <w:b/>
-          <w:bCs/>
-          <w:sz w:val="21"/>
-          <w:szCs w:val="21"/>
-        </w:rPr>
-        <w:t xml:space="preserve">Which element of geometric design often LACKS predictability?</w:t>
-      </w:r>
-    </w:p>
-    <w:p>
-      <w:pPr>
-        <w:spacing w:after="40"/>
-        <w:ind w:left="420"/>
-      </w:pPr>
-      <w:r>
-        <w:rPr>
-          <w:sz w:val="20"/>
-          <w:szCs w:val="20"/>
-        </w:rPr>
-        <w:t xml:space="preserve">A)  Rhythm</w:t>
-      </w:r>
-    </w:p>
-    <w:p>
-      <w:pPr>
-        <w:spacing w:after="40"/>
-        <w:ind w:left="420"/>
-      </w:pPr>
-      <w:r>
-        <w:rPr>
-          <w:sz w:val="20"/>
-          <w:szCs w:val="20"/>
-        </w:rPr>
-        <w:t xml:space="preserve">B)  Repetition</w:t>
-      </w:r>
-    </w:p>
-    <w:p>
-      <w:pPr>
-        <w:spacing w:after="40"/>
-        <w:ind w:left="420"/>
-      </w:pPr>
-      <w:r>
-        <w:rPr>
-          <w:sz w:val="20"/>
-          <w:szCs w:val="20"/>
-        </w:rPr>
-        <w:t xml:space="preserve">C)  Pattern</w:t>
-      </w:r>
-    </w:p>
-    <w:p>
-      <w:pPr>
-        <w:spacing w:after="40"/>
-        <w:ind w:left="420"/>
-      </w:pPr>
-      <w:r>
-        <w:rPr>
-          <w:sz w:val="20"/>
-          <w:szCs w:val="20"/>
-        </w:rPr>
-        <w:t xml:space="preserve">D)  The pattern unit</w:t>
-      </w:r>
-    </w:p>
-    <w:p>
-      <w:pPr>
-        <w:spacing w:after="20"/>
+        <w:spacing w:after="80"/>
       </w:pPr>
       <w:r>
         <w:t xml:space="preserve"/>
@@ -2718,33 +3170,256 @@
     </w:p>
     <w:tbl>
       <w:tblPr>
-        <w:tblW w:type="pct" w:w="100%"/>
+        <w:tblW w:type="dxa" w:w="9360"/>
         <w:tblBorders>
           <w:top w:val="single" w:color="C7D2DD" w:sz="6"/>
           <w:left w:val="single" w:color="C7D2DD" w:sz="6"/>
           <w:bottom w:val="single" w:color="C7D2DD" w:sz="6"/>
           <w:right w:val="single" w:color="C7D2DD" w:sz="6"/>
-          <w:insideH w:val="single" w:color="auto" w:sz="4"/>
-          <w:insideV w:val="single" w:color="auto" w:sz="4"/>
+          <w:insideH w:val="single" w:color="C7D2DD" w:sz="6"/>
+          <w:insideV w:val="single" w:color="C7D2DD" w:sz="6"/>
         </w:tblBorders>
       </w:tblPr>
       <w:tblGrid>
-        <w:gridCol w:w="100"/>
+        <w:gridCol w:w="2800"/>
+        <w:gridCol w:w="3560"/>
+        <w:gridCol w:w="3000"/>
       </w:tblGrid>
       <w:tr>
-        <w:tc>
-          <w:tcPr>
+        <w:trPr>
+          <w:cantSplit/>
+          <w:tblHeader/>
+        </w:trPr>
+        <w:tc>
+          <w:tcPr>
+            <w:tcW w:type="dxa" w:w="2800"/>
+            <w:shd w:fill="EEF4F8" w:color="auto" w:val="clear"/>
+            <w:tcMar>
+              <w:top w:type="dxa" w:w="60"/>
+              <w:left w:type="dxa" w:w="100"/>
+              <w:bottom w:type="dxa" w:w="60"/>
+              <w:right w:type="dxa" w:w="100"/>
+            </w:tcMar>
+          </w:tcPr>
+          <w:p>
+            <w:pPr>
+              <w:spacing w:after="0"/>
+            </w:pPr>
+            <w:r>
+              <w:rPr>
+                <w:b/>
+                <w:bCs/>
+                <w:color w:val="12355B"/>
+                <w:sz w:val="16"/>
+                <w:szCs w:val="16"/>
+              </w:rPr>
+              <w:t xml:space="preserve">CORE PROBLEM / GIVEN REPRESENTATION</w:t>
+            </w:r>
+          </w:p>
+        </w:tc>
+        <w:tc>
+          <w:tcPr>
+            <w:tcW w:type="dxa" w:w="3560"/>
+            <w:shd w:fill="EEF4F8" w:color="auto" w:val="clear"/>
+            <w:tcMar>
+              <w:top w:type="dxa" w:w="60"/>
+              <w:left w:type="dxa" w:w="100"/>
+              <w:bottom w:type="dxa" w:w="60"/>
+              <w:right w:type="dxa" w:w="100"/>
+            </w:tcMar>
+          </w:tcPr>
+          <w:p>
+            <w:pPr>
+              <w:spacing w:after="0"/>
+            </w:pPr>
+            <w:r>
+              <w:rPr>
+                <w:b/>
+                <w:bCs/>
+                <w:color w:val="12355B"/>
+                <w:sz w:val="16"/>
+                <w:szCs w:val="16"/>
+              </w:rPr>
+              <w:t xml:space="preserve">WORKING SPACE / CALCULATION STEPS</w:t>
+            </w:r>
+          </w:p>
+        </w:tc>
+        <w:tc>
+          <w:tcPr>
+            <w:tcW w:type="dxa" w:w="3000"/>
             <w:shd w:fill="FBF3E2" w:color="auto" w:val="clear"/>
             <w:tcMar>
               <w:top w:type="dxa" w:w="60"/>
-              <w:left w:type="dxa" w:w="120"/>
+              <w:left w:type="dxa" w:w="100"/>
               <w:bottom w:type="dxa" w:w="60"/>
-              <w:right w:type="dxa" w:w="120"/>
-            </w:tcMar>
-          </w:tcPr>
-          <w:p>
-            <w:pPr>
-              <w:spacing w:after="0" w:line="320"/>
+              <w:right w:type="dxa" w:w="100"/>
+            </w:tcMar>
+          </w:tcPr>
+          <w:p>
+            <w:pPr>
+              <w:spacing w:after="0"/>
+            </w:pPr>
+            <w:r>
+              <w:rPr>
+                <w:b/>
+                <w:bCs/>
+                <w:color w:val="B97A12"/>
+                <w:sz w:val="16"/>
+                <w:szCs w:val="16"/>
+              </w:rPr>
+              <w:t xml:space="preserve">EXPLAIN YOUR REASONING</w:t>
+            </w:r>
+          </w:p>
+        </w:tc>
+      </w:tr>
+      <w:tr>
+        <w:trPr>
+          <w:cantSplit/>
+        </w:trPr>
+        <w:tc>
+          <w:tcPr>
+            <w:tcW w:type="dxa" w:w="2800"/>
+            <w:tcMar>
+              <w:top w:type="dxa" w:w="80"/>
+              <w:left w:type="dxa" w:w="100"/>
+              <w:bottom w:type="dxa" w:w="80"/>
+              <w:right w:type="dxa" w:w="100"/>
+            </w:tcMar>
+            <w:vAlign w:val="top"/>
+          </w:tcPr>
+          <w:p>
+            <w:pPr>
+              <w:spacing w:after="60"/>
+            </w:pPr>
+            <w:r>
+              <w:rPr>
+                <w:b/>
+                <w:bCs/>
+                <w:color w:val="12355B"/>
+                <w:sz w:val="21"/>
+                <w:szCs w:val="21"/>
+              </w:rPr>
+              <w:t xml:space="preserve">2.  </w:t>
+            </w:r>
+            <w:r>
+              <w:rPr>
+                <w:b/>
+                <w:bCs/>
+                <w:sz w:val="20"/>
+                <w:szCs w:val="20"/>
+              </w:rPr>
+              <w:t xml:space="preserve">Which element of geometric design often LACKS predictability?</w:t>
+            </w:r>
+          </w:p>
+          <w:p>
+            <w:pPr>
+              <w:spacing w:after="30"/>
+              <w:ind w:left="180"/>
+            </w:pPr>
+            <w:r>
+              <w:rPr>
+                <w:sz w:val="19"/>
+                <w:szCs w:val="19"/>
+              </w:rPr>
+              <w:t xml:space="preserve">A)  Rhythm</w:t>
+            </w:r>
+          </w:p>
+          <w:p>
+            <w:pPr>
+              <w:spacing w:after="30"/>
+              <w:ind w:left="180"/>
+            </w:pPr>
+            <w:r>
+              <w:rPr>
+                <w:sz w:val="19"/>
+                <w:szCs w:val="19"/>
+              </w:rPr>
+              <w:t xml:space="preserve">B)  Repetition</w:t>
+            </w:r>
+          </w:p>
+          <w:p>
+            <w:pPr>
+              <w:spacing w:after="30"/>
+              <w:ind w:left="180"/>
+            </w:pPr>
+            <w:r>
+              <w:rPr>
+                <w:sz w:val="19"/>
+                <w:szCs w:val="19"/>
+              </w:rPr>
+              <w:t xml:space="preserve">C)  Pattern</w:t>
+            </w:r>
+          </w:p>
+          <w:p>
+            <w:pPr>
+              <w:spacing w:after="30"/>
+              <w:ind w:left="180"/>
+            </w:pPr>
+            <w:r>
+              <w:rPr>
+                <w:sz w:val="19"/>
+                <w:szCs w:val="19"/>
+              </w:rPr>
+              <w:t xml:space="preserve">D)  The pattern unit</w:t>
+            </w:r>
+          </w:p>
+        </w:tc>
+        <w:tc>
+          <w:tcPr>
+            <w:tcW w:type="dxa" w:w="3560"/>
+            <w:tcMar>
+              <w:top w:type="dxa" w:w="80"/>
+              <w:left w:type="dxa" w:w="100"/>
+              <w:bottom w:type="dxa" w:w="80"/>
+              <w:right w:type="dxa" w:w="100"/>
+            </w:tcMar>
+            <w:vAlign w:val="top"/>
+          </w:tcPr>
+          <w:p>
+            <w:pPr>
+              <w:spacing w:after="40"/>
+            </w:pPr>
+            <w:r>
+              <w:rPr>
+                <w:b/>
+                <w:bCs/>
+                <w:color w:val="1FA6A2"/>
+                <w:sz w:val="19"/>
+                <w:szCs w:val="19"/>
+              </w:rPr>
+              <w:t xml:space="preserve">Solution:  </w:t>
+            </w:r>
+            <w:r>
+              <w:rPr>
+                <w:b/>
+                <w:bCs/>
+                <w:sz w:val="19"/>
+                <w:szCs w:val="19"/>
+              </w:rPr>
+              <w:t xml:space="preserve">A)  Rhythm</w:t>
+            </w:r>
+          </w:p>
+          <w:p>
+            <w:pPr>
+              <w:spacing w:after="40"/>
+            </w:pPr>
+            <w:r>
+              <w:rPr>
+                <w:i/>
+                <w:iCs/>
+                <w:color w:val="5F6F80"/>
+                <w:sz w:val="18"/>
+                <w:szCs w:val="18"/>
+              </w:rPr>
+              <w:t xml:space="preserve">Rhythm varies the size, orientation, and order of appearance of the same objects, so it gives flow but often lacks predictability.</w:t>
+            </w:r>
+          </w:p>
+          <w:p>
+            <w:pPr>
+              <w:pBdr>
+                <w:bottom w:val="single" w:color="AFBECC" w:sz="6"/>
+              </w:pBdr>
+              <w:spacing w:after="30" w:before="150"/>
             </w:pPr>
             <w:r>
               <w:t xml:space="preserve"/>
@@ -2752,7 +3427,125 @@
           </w:p>
           <w:p>
             <w:pPr>
-              <w:spacing w:after="0" w:line="320"/>
+              <w:pBdr>
+                <w:bottom w:val="single" w:color="AFBECC" w:sz="6"/>
+              </w:pBdr>
+              <w:spacing w:after="30" w:before="150"/>
+            </w:pPr>
+            <w:r>
+              <w:t xml:space="preserve"/>
+            </w:r>
+          </w:p>
+        </w:tc>
+        <w:tc>
+          <w:tcPr>
+            <w:tcW w:type="dxa" w:w="3000"/>
+            <w:shd w:fill="FBF3E2" w:color="auto" w:val="clear"/>
+            <w:tcMar>
+              <w:top w:type="dxa" w:w="80"/>
+              <w:left w:type="dxa" w:w="100"/>
+              <w:bottom w:type="dxa" w:w="80"/>
+              <w:right w:type="dxa" w:w="100"/>
+            </w:tcMar>
+            <w:vAlign w:val="top"/>
+          </w:tcPr>
+          <w:p>
+            <w:pPr>
+              <w:spacing w:after="40"/>
+            </w:pPr>
+            <w:r>
+              <w:rPr>
+                <w:b/>
+                <w:bCs/>
+                <w:color w:val="12355B"/>
+                <w:sz w:val="19"/>
+                <w:szCs w:val="19"/>
+              </w:rPr>
+              <w:t xml:space="preserve">Because... </w:t>
+            </w:r>
+            <w:r>
+              <w:rPr>
+                <w:color w:val="AFBECC"/>
+                <w:sz w:val="19"/>
+                <w:szCs w:val="19"/>
+              </w:rPr>
+              <w:t xml:space="preserve">________________</w:t>
+            </w:r>
+          </w:p>
+          <w:p>
+            <w:pPr>
+              <w:pBdr>
+                <w:bottom w:val="single" w:color="AFBECC" w:sz="6"/>
+              </w:pBdr>
+              <w:spacing w:after="30" w:before="150"/>
+            </w:pPr>
+            <w:r>
+              <w:t xml:space="preserve"/>
+            </w:r>
+          </w:p>
+          <w:p>
+            <w:pPr>
+              <w:spacing w:after="40" w:before="80"/>
+            </w:pPr>
+            <w:r>
+              <w:rPr>
+                <w:b/>
+                <w:bCs/>
+                <w:color w:val="6B4FA0"/>
+                <w:sz w:val="19"/>
+                <w:szCs w:val="19"/>
+              </w:rPr>
+              <w:t xml:space="preserve">Although... </w:t>
+            </w:r>
+            <w:r>
+              <w:rPr>
+                <w:color w:val="AFBECC"/>
+                <w:sz w:val="19"/>
+                <w:szCs w:val="19"/>
+              </w:rPr>
+              <w:t xml:space="preserve">_______________</w:t>
+            </w:r>
+          </w:p>
+          <w:p>
+            <w:pPr>
+              <w:pBdr>
+                <w:bottom w:val="single" w:color="AFBECC" w:sz="6"/>
+              </w:pBdr>
+              <w:spacing w:after="30" w:before="150"/>
+            </w:pPr>
+            <w:r>
+              <w:t xml:space="preserve"/>
+            </w:r>
+          </w:p>
+          <w:p>
+            <w:pPr>
+              <w:spacing w:after="40" w:before="80"/>
+            </w:pPr>
+            <w:r>
+              <w:rPr>
+                <w:b/>
+                <w:bCs/>
+                <w:color w:val="1FA6A2"/>
+                <w:sz w:val="19"/>
+                <w:szCs w:val="19"/>
+              </w:rPr>
+              <w:t xml:space="preserve">Therefore... </w:t>
+            </w:r>
+            <w:r>
+              <w:rPr>
+                <w:color w:val="AFBECC"/>
+                <w:sz w:val="19"/>
+                <w:szCs w:val="19"/>
+              </w:rPr>
+              <w:t xml:space="preserve">______________</w:t>
+            </w:r>
+          </w:p>
+          <w:p>
+            <w:pPr>
+              <w:pBdr>
+                <w:bottom w:val="single" w:color="AFBECC" w:sz="6"/>
+              </w:pBdr>
+              <w:spacing w:after="30" w:before="150"/>
             </w:pPr>
             <w:r>
               <w:t xml:space="preserve"/>
@@ -2763,58 +3556,197 @@
     </w:tbl>
     <w:p>
       <w:pPr>
-        <w:keepNext/>
-        <w:spacing w:after="60" w:before="160"/>
-      </w:pPr>
-      <w:r>
-        <w:rPr>
-          <w:b/>
-          <w:bCs/>
-          <w:color w:val="12355B"/>
-          <w:sz w:val="22"/>
-          <w:szCs w:val="22"/>
-        </w:rPr>
-        <w:t xml:space="preserve">3.  </w:t>
-      </w:r>
-      <w:r>
-        <w:rPr>
-          <w:b/>
-          <w:bCs/>
-          <w:sz w:val="21"/>
-          <w:szCs w:val="21"/>
-        </w:rPr>
-        <w:t xml:space="preserve">Create a design that has repetition, pattern, AND rhythm. Describe (or sketch) it, and label where each element appears.</w:t>
+        <w:spacing w:after="80"/>
+      </w:pPr>
+      <w:r>
+        <w:t xml:space="preserve"/>
       </w:r>
     </w:p>
     <w:tbl>
       <w:tblPr>
-        <w:tblW w:type="pct" w:w="100%"/>
+        <w:tblW w:type="dxa" w:w="9360"/>
         <w:tblBorders>
           <w:top w:val="single" w:color="C7D2DD" w:sz="6"/>
           <w:left w:val="single" w:color="C7D2DD" w:sz="6"/>
           <w:bottom w:val="single" w:color="C7D2DD" w:sz="6"/>
           <w:right w:val="single" w:color="C7D2DD" w:sz="6"/>
-          <w:insideH w:val="single" w:color="auto" w:sz="4"/>
-          <w:insideV w:val="single" w:color="auto" w:sz="4"/>
+          <w:insideH w:val="single" w:color="C7D2DD" w:sz="6"/>
+          <w:insideV w:val="single" w:color="C7D2DD" w:sz="6"/>
         </w:tblBorders>
       </w:tblPr>
       <w:tblGrid>
-        <w:gridCol w:w="100"/>
+        <w:gridCol w:w="2800"/>
+        <w:gridCol w:w="3560"/>
+        <w:gridCol w:w="3000"/>
       </w:tblGrid>
       <w:tr>
-        <w:tc>
-          <w:tcPr>
+        <w:trPr>
+          <w:cantSplit/>
+          <w:tblHeader/>
+        </w:trPr>
+        <w:tc>
+          <w:tcPr>
+            <w:tcW w:type="dxa" w:w="2800"/>
+            <w:shd w:fill="EEF4F8" w:color="auto" w:val="clear"/>
+            <w:tcMar>
+              <w:top w:type="dxa" w:w="60"/>
+              <w:left w:type="dxa" w:w="100"/>
+              <w:bottom w:type="dxa" w:w="60"/>
+              <w:right w:type="dxa" w:w="100"/>
+            </w:tcMar>
+          </w:tcPr>
+          <w:p>
+            <w:pPr>
+              <w:spacing w:after="0"/>
+            </w:pPr>
+            <w:r>
+              <w:rPr>
+                <w:b/>
+                <w:bCs/>
+                <w:color w:val="12355B"/>
+                <w:sz w:val="16"/>
+                <w:szCs w:val="16"/>
+              </w:rPr>
+              <w:t xml:space="preserve">CORE PROBLEM / GIVEN REPRESENTATION</w:t>
+            </w:r>
+          </w:p>
+        </w:tc>
+        <w:tc>
+          <w:tcPr>
+            <w:tcW w:type="dxa" w:w="3560"/>
+            <w:shd w:fill="EEF4F8" w:color="auto" w:val="clear"/>
+            <w:tcMar>
+              <w:top w:type="dxa" w:w="60"/>
+              <w:left w:type="dxa" w:w="100"/>
+              <w:bottom w:type="dxa" w:w="60"/>
+              <w:right w:type="dxa" w:w="100"/>
+            </w:tcMar>
+          </w:tcPr>
+          <w:p>
+            <w:pPr>
+              <w:spacing w:after="0"/>
+            </w:pPr>
+            <w:r>
+              <w:rPr>
+                <w:b/>
+                <w:bCs/>
+                <w:color w:val="12355B"/>
+                <w:sz w:val="16"/>
+                <w:szCs w:val="16"/>
+              </w:rPr>
+              <w:t xml:space="preserve">WORKING SPACE / CALCULATION STEPS</w:t>
+            </w:r>
+          </w:p>
+        </w:tc>
+        <w:tc>
+          <w:tcPr>
+            <w:tcW w:type="dxa" w:w="3000"/>
             <w:shd w:fill="FBF3E2" w:color="auto" w:val="clear"/>
             <w:tcMar>
               <w:top w:type="dxa" w:w="60"/>
-              <w:left w:type="dxa" w:w="120"/>
+              <w:left w:type="dxa" w:w="100"/>
               <w:bottom w:type="dxa" w:w="60"/>
-              <w:right w:type="dxa" w:w="120"/>
-            </w:tcMar>
-          </w:tcPr>
-          <w:p>
-            <w:pPr>
-              <w:spacing w:after="0" w:line="320"/>
+              <w:right w:type="dxa" w:w="100"/>
+            </w:tcMar>
+          </w:tcPr>
+          <w:p>
+            <w:pPr>
+              <w:spacing w:after="0"/>
+            </w:pPr>
+            <w:r>
+              <w:rPr>
+                <w:b/>
+                <w:bCs/>
+                <w:color w:val="B97A12"/>
+                <w:sz w:val="16"/>
+                <w:szCs w:val="16"/>
+              </w:rPr>
+              <w:t xml:space="preserve">EXPLAIN YOUR REASONING</w:t>
+            </w:r>
+          </w:p>
+        </w:tc>
+      </w:tr>
+      <w:tr>
+        <w:trPr>
+          <w:cantSplit/>
+        </w:trPr>
+        <w:tc>
+          <w:tcPr>
+            <w:tcW w:type="dxa" w:w="2800"/>
+            <w:tcMar>
+              <w:top w:type="dxa" w:w="80"/>
+              <w:left w:type="dxa" w:w="100"/>
+              <w:bottom w:type="dxa" w:w="80"/>
+              <w:right w:type="dxa" w:w="100"/>
+            </w:tcMar>
+            <w:vAlign w:val="top"/>
+          </w:tcPr>
+          <w:p>
+            <w:pPr>
+              <w:spacing w:after="60"/>
+            </w:pPr>
+            <w:r>
+              <w:rPr>
+                <w:b/>
+                <w:bCs/>
+                <w:color w:val="12355B"/>
+                <w:sz w:val="21"/>
+                <w:szCs w:val="21"/>
+              </w:rPr>
+              <w:t xml:space="preserve">3.  </w:t>
+            </w:r>
+            <w:r>
+              <w:rPr>
+                <w:b/>
+                <w:bCs/>
+                <w:sz w:val="20"/>
+                <w:szCs w:val="20"/>
+              </w:rPr>
+              <w:t xml:space="preserve">Create a design that has repetition, pattern, AND rhythm. Describe (or sketch) it, and label where each element appears.</w:t>
+            </w:r>
+          </w:p>
+        </w:tc>
+        <w:tc>
+          <w:tcPr>
+            <w:tcW w:type="dxa" w:w="3560"/>
+            <w:tcMar>
+              <w:top w:type="dxa" w:w="80"/>
+              <w:left w:type="dxa" w:w="100"/>
+              <w:bottom w:type="dxa" w:w="80"/>
+              <w:right w:type="dxa" w:w="100"/>
+            </w:tcMar>
+            <w:vAlign w:val="top"/>
+          </w:tcPr>
+          <w:p>
+            <w:pPr>
+              <w:spacing w:after="40"/>
+            </w:pPr>
+            <w:r>
+              <w:rPr>
+                <w:b/>
+                <w:bCs/>
+                <w:color w:val="1FA6A2"/>
+                <w:sz w:val="19"/>
+                <w:szCs w:val="19"/>
+              </w:rPr>
+              <w:t xml:space="preserve">Solution:  </w:t>
+            </w:r>
+            <w:r>
+              <w:rPr>
+                <w:b/>
+                <w:bCs/>
+                <w:sz w:val="19"/>
+                <w:szCs w:val="19"/>
+              </w:rPr>
+              <w:t xml:space="preserve">Answers vary.</w:t>
+            </w:r>
+          </w:p>
+          <w:p>
+            <w:pPr>
+              <w:pBdr>
+                <w:bottom w:val="single" w:color="AFBECC" w:sz="6"/>
+              </w:pBdr>
+              <w:spacing w:after="30" w:before="150"/>
             </w:pPr>
             <w:r>
               <w:t xml:space="preserve"/>
@@ -2822,15 +3754,57 @@
           </w:p>
           <w:p>
             <w:pPr>
-              <w:spacing w:after="0" w:line="320"/>
+              <w:pBdr>
+                <w:bottom w:val="single" w:color="AFBECC" w:sz="6"/>
+              </w:pBdr>
+              <w:spacing w:after="30" w:before="150"/>
             </w:pPr>
             <w:r>
               <w:t xml:space="preserve"/>
             </w:r>
           </w:p>
-          <w:p>
-            <w:pPr>
-              <w:spacing w:after="0" w:line="320"/>
+        </w:tc>
+        <w:tc>
+          <w:tcPr>
+            <w:tcW w:type="dxa" w:w="3000"/>
+            <w:shd w:fill="FBF3E2" w:color="auto" w:val="clear"/>
+            <w:tcMar>
+              <w:top w:type="dxa" w:w="80"/>
+              <w:left w:type="dxa" w:w="100"/>
+              <w:bottom w:type="dxa" w:w="80"/>
+              <w:right w:type="dxa" w:w="100"/>
+            </w:tcMar>
+            <w:vAlign w:val="top"/>
+          </w:tcPr>
+          <w:p>
+            <w:pPr>
+              <w:spacing w:after="40"/>
+            </w:pPr>
+            <w:r>
+              <w:rPr>
+                <w:b/>
+                <w:bCs/>
+                <w:color w:val="12355B"/>
+                <w:sz w:val="19"/>
+                <w:szCs w:val="19"/>
+              </w:rPr>
+              <w:t xml:space="preserve">Because... </w:t>
+            </w:r>
+            <w:r>
+              <w:rPr>
+                <w:color w:val="AFBECC"/>
+                <w:sz w:val="19"/>
+                <w:szCs w:val="19"/>
+              </w:rPr>
+              <w:t xml:space="preserve">________________</w:t>
+            </w:r>
+          </w:p>
+          <w:p>
+            <w:pPr>
+              <w:pBdr>
+                <w:bottom w:val="single" w:color="AFBECC" w:sz="6"/>
+              </w:pBdr>
+              <w:spacing w:after="30" w:before="150"/>
             </w:pPr>
             <w:r>
               <w:t xml:space="preserve"/>
@@ -2838,7 +3812,67 @@
           </w:p>
           <w:p>
             <w:pPr>
-              <w:spacing w:after="0" w:line="320"/>
+              <w:spacing w:after="40" w:before="80"/>
+            </w:pPr>
+            <w:r>
+              <w:rPr>
+                <w:b/>
+                <w:bCs/>
+                <w:color w:val="6B4FA0"/>
+                <w:sz w:val="19"/>
+                <w:szCs w:val="19"/>
+              </w:rPr>
+              <w:t xml:space="preserve">Although... </w:t>
+            </w:r>
+            <w:r>
+              <w:rPr>
+                <w:color w:val="AFBECC"/>
+                <w:sz w:val="19"/>
+                <w:szCs w:val="19"/>
+              </w:rPr>
+              <w:t xml:space="preserve">_______________</w:t>
+            </w:r>
+          </w:p>
+          <w:p>
+            <w:pPr>
+              <w:pBdr>
+                <w:bottom w:val="single" w:color="AFBECC" w:sz="6"/>
+              </w:pBdr>
+              <w:spacing w:after="30" w:before="150"/>
+            </w:pPr>
+            <w:r>
+              <w:t xml:space="preserve"/>
+            </w:r>
+          </w:p>
+          <w:p>
+            <w:pPr>
+              <w:spacing w:after="40" w:before="80"/>
+            </w:pPr>
+            <w:r>
+              <w:rPr>
+                <w:b/>
+                <w:bCs/>
+                <w:color w:val="1FA6A2"/>
+                <w:sz w:val="19"/>
+                <w:szCs w:val="19"/>
+              </w:rPr>
+              <w:t xml:space="preserve">Therefore... </w:t>
+            </w:r>
+            <w:r>
+              <w:rPr>
+                <w:color w:val="AFBECC"/>
+                <w:sz w:val="19"/>
+                <w:szCs w:val="19"/>
+              </w:rPr>
+              <w:t xml:space="preserve">______________</w:t>
+            </w:r>
+          </w:p>
+          <w:p>
+            <w:pPr>
+              <w:pBdr>
+                <w:bottom w:val="single" w:color="AFBECC" w:sz="6"/>
+              </w:pBdr>
+              <w:spacing w:after="30" w:before="150"/>
             </w:pPr>
             <w:r>
               <w:t xml:space="preserve"/>
@@ -2849,58 +3883,197 @@
     </w:tbl>
     <w:p>
       <w:pPr>
-        <w:keepNext/>
-        <w:spacing w:after="60" w:before="160"/>
-      </w:pPr>
-      <w:r>
-        <w:rPr>
-          <w:b/>
-          <w:bCs/>
-          <w:color w:val="12355B"/>
-          <w:sz w:val="22"/>
-          <w:szCs w:val="22"/>
-        </w:rPr>
-        <w:t xml:space="preserve">4.  </w:t>
-      </w:r>
-      <w:r>
-        <w:rPr>
-          <w:b/>
-          <w:bCs/>
-          <w:sz w:val="21"/>
-          <w:szCs w:val="21"/>
-        </w:rPr>
-        <w:t xml:space="preserve">Why do you think the lesson is called 'Math is Boundless'? Use repetition, pattern, and rhythm in your answer.</w:t>
+        <w:spacing w:after="80"/>
+      </w:pPr>
+      <w:r>
+        <w:t xml:space="preserve"/>
       </w:r>
     </w:p>
     <w:tbl>
       <w:tblPr>
-        <w:tblW w:type="pct" w:w="100%"/>
+        <w:tblW w:type="dxa" w:w="9360"/>
         <w:tblBorders>
           <w:top w:val="single" w:color="C7D2DD" w:sz="6"/>
           <w:left w:val="single" w:color="C7D2DD" w:sz="6"/>
           <w:bottom w:val="single" w:color="C7D2DD" w:sz="6"/>
           <w:right w:val="single" w:color="C7D2DD" w:sz="6"/>
-          <w:insideH w:val="single" w:color="auto" w:sz="4"/>
-          <w:insideV w:val="single" w:color="auto" w:sz="4"/>
+          <w:insideH w:val="single" w:color="C7D2DD" w:sz="6"/>
+          <w:insideV w:val="single" w:color="C7D2DD" w:sz="6"/>
         </w:tblBorders>
       </w:tblPr>
       <w:tblGrid>
-        <w:gridCol w:w="100"/>
+        <w:gridCol w:w="2800"/>
+        <w:gridCol w:w="3560"/>
+        <w:gridCol w:w="3000"/>
       </w:tblGrid>
       <w:tr>
-        <w:tc>
-          <w:tcPr>
+        <w:trPr>
+          <w:cantSplit/>
+          <w:tblHeader/>
+        </w:trPr>
+        <w:tc>
+          <w:tcPr>
+            <w:tcW w:type="dxa" w:w="2800"/>
+            <w:shd w:fill="EEF4F8" w:color="auto" w:val="clear"/>
+            <w:tcMar>
+              <w:top w:type="dxa" w:w="60"/>
+              <w:left w:type="dxa" w:w="100"/>
+              <w:bottom w:type="dxa" w:w="60"/>
+              <w:right w:type="dxa" w:w="100"/>
+            </w:tcMar>
+          </w:tcPr>
+          <w:p>
+            <w:pPr>
+              <w:spacing w:after="0"/>
+            </w:pPr>
+            <w:r>
+              <w:rPr>
+                <w:b/>
+                <w:bCs/>
+                <w:color w:val="12355B"/>
+                <w:sz w:val="16"/>
+                <w:szCs w:val="16"/>
+              </w:rPr>
+              <w:t xml:space="preserve">CORE PROBLEM / GIVEN REPRESENTATION</w:t>
+            </w:r>
+          </w:p>
+        </w:tc>
+        <w:tc>
+          <w:tcPr>
+            <w:tcW w:type="dxa" w:w="3560"/>
+            <w:shd w:fill="EEF4F8" w:color="auto" w:val="clear"/>
+            <w:tcMar>
+              <w:top w:type="dxa" w:w="60"/>
+              <w:left w:type="dxa" w:w="100"/>
+              <w:bottom w:type="dxa" w:w="60"/>
+              <w:right w:type="dxa" w:w="100"/>
+            </w:tcMar>
+          </w:tcPr>
+          <w:p>
+            <w:pPr>
+              <w:spacing w:after="0"/>
+            </w:pPr>
+            <w:r>
+              <w:rPr>
+                <w:b/>
+                <w:bCs/>
+                <w:color w:val="12355B"/>
+                <w:sz w:val="16"/>
+                <w:szCs w:val="16"/>
+              </w:rPr>
+              <w:t xml:space="preserve">WORKING SPACE / CALCULATION STEPS</w:t>
+            </w:r>
+          </w:p>
+        </w:tc>
+        <w:tc>
+          <w:tcPr>
+            <w:tcW w:type="dxa" w:w="3000"/>
             <w:shd w:fill="FBF3E2" w:color="auto" w:val="clear"/>
             <w:tcMar>
               <w:top w:type="dxa" w:w="60"/>
-              <w:left w:type="dxa" w:w="120"/>
+              <w:left w:type="dxa" w:w="100"/>
               <w:bottom w:type="dxa" w:w="60"/>
-              <w:right w:type="dxa" w:w="120"/>
-            </w:tcMar>
-          </w:tcPr>
-          <w:p>
-            <w:pPr>
-              <w:spacing w:after="0" w:line="320"/>
+              <w:right w:type="dxa" w:w="100"/>
+            </w:tcMar>
+          </w:tcPr>
+          <w:p>
+            <w:pPr>
+              <w:spacing w:after="0"/>
+            </w:pPr>
+            <w:r>
+              <w:rPr>
+                <w:b/>
+                <w:bCs/>
+                <w:color w:val="B97A12"/>
+                <w:sz w:val="16"/>
+                <w:szCs w:val="16"/>
+              </w:rPr>
+              <w:t xml:space="preserve">EXPLAIN YOUR REASONING</w:t>
+            </w:r>
+          </w:p>
+        </w:tc>
+      </w:tr>
+      <w:tr>
+        <w:trPr>
+          <w:cantSplit/>
+        </w:trPr>
+        <w:tc>
+          <w:tcPr>
+            <w:tcW w:type="dxa" w:w="2800"/>
+            <w:tcMar>
+              <w:top w:type="dxa" w:w="80"/>
+              <w:left w:type="dxa" w:w="100"/>
+              <w:bottom w:type="dxa" w:w="80"/>
+              <w:right w:type="dxa" w:w="100"/>
+            </w:tcMar>
+            <w:vAlign w:val="top"/>
+          </w:tcPr>
+          <w:p>
+            <w:pPr>
+              <w:spacing w:after="60"/>
+            </w:pPr>
+            <w:r>
+              <w:rPr>
+                <w:b/>
+                <w:bCs/>
+                <w:color w:val="12355B"/>
+                <w:sz w:val="21"/>
+                <w:szCs w:val="21"/>
+              </w:rPr>
+              <w:t xml:space="preserve">4.  </w:t>
+            </w:r>
+            <w:r>
+              <w:rPr>
+                <w:b/>
+                <w:bCs/>
+                <w:sz w:val="20"/>
+                <w:szCs w:val="20"/>
+              </w:rPr>
+              <w:t xml:space="preserve">Why do you think the lesson is called 'Math is Boundless'? Use repetition, pattern, and rhythm in your answer.</w:t>
+            </w:r>
+          </w:p>
+        </w:tc>
+        <w:tc>
+          <w:tcPr>
+            <w:tcW w:type="dxa" w:w="3560"/>
+            <w:tcMar>
+              <w:top w:type="dxa" w:w="80"/>
+              <w:left w:type="dxa" w:w="100"/>
+              <w:bottom w:type="dxa" w:w="80"/>
+              <w:right w:type="dxa" w:w="100"/>
+            </w:tcMar>
+            <w:vAlign w:val="top"/>
+          </w:tcPr>
+          <w:p>
+            <w:pPr>
+              <w:spacing w:after="40"/>
+            </w:pPr>
+            <w:r>
+              <w:rPr>
+                <w:b/>
+                <w:bCs/>
+                <w:color w:val="1FA6A2"/>
+                <w:sz w:val="19"/>
+                <w:szCs w:val="19"/>
+              </w:rPr>
+              <w:t xml:space="preserve">Solution:  </w:t>
+            </w:r>
+            <w:r>
+              <w:rPr>
+                <w:b/>
+                <w:bCs/>
+                <w:sz w:val="19"/>
+                <w:szCs w:val="19"/>
+              </w:rPr>
+              <w:t xml:space="preserve">Answers vary.</w:t>
+            </w:r>
+          </w:p>
+          <w:p>
+            <w:pPr>
+              <w:pBdr>
+                <w:bottom w:val="single" w:color="AFBECC" w:sz="6"/>
+              </w:pBdr>
+              <w:spacing w:after="30" w:before="150"/>
             </w:pPr>
             <w:r>
               <w:t xml:space="preserve"/>
@@ -2908,15 +4081,57 @@
           </w:p>
           <w:p>
             <w:pPr>
-              <w:spacing w:after="0" w:line="320"/>
+              <w:pBdr>
+                <w:bottom w:val="single" w:color="AFBECC" w:sz="6"/>
+              </w:pBdr>
+              <w:spacing w:after="30" w:before="150"/>
             </w:pPr>
             <w:r>
               <w:t xml:space="preserve"/>
             </w:r>
           </w:p>
-          <w:p>
-            <w:pPr>
-              <w:spacing w:after="0" w:line="320"/>
+        </w:tc>
+        <w:tc>
+          <w:tcPr>
+            <w:tcW w:type="dxa" w:w="3000"/>
+            <w:shd w:fill="FBF3E2" w:color="auto" w:val="clear"/>
+            <w:tcMar>
+              <w:top w:type="dxa" w:w="80"/>
+              <w:left w:type="dxa" w:w="100"/>
+              <w:bottom w:type="dxa" w:w="80"/>
+              <w:right w:type="dxa" w:w="100"/>
+            </w:tcMar>
+            <w:vAlign w:val="top"/>
+          </w:tcPr>
+          <w:p>
+            <w:pPr>
+              <w:spacing w:after="40"/>
+            </w:pPr>
+            <w:r>
+              <w:rPr>
+                <w:b/>
+                <w:bCs/>
+                <w:color w:val="12355B"/>
+                <w:sz w:val="19"/>
+                <w:szCs w:val="19"/>
+              </w:rPr>
+              <w:t xml:space="preserve">Because... </w:t>
+            </w:r>
+            <w:r>
+              <w:rPr>
+                <w:color w:val="AFBECC"/>
+                <w:sz w:val="19"/>
+                <w:szCs w:val="19"/>
+              </w:rPr>
+              <w:t xml:space="preserve">________________</w:t>
+            </w:r>
+          </w:p>
+          <w:p>
+            <w:pPr>
+              <w:pBdr>
+                <w:bottom w:val="single" w:color="AFBECC" w:sz="6"/>
+              </w:pBdr>
+              <w:spacing w:after="30" w:before="150"/>
             </w:pPr>
             <w:r>
               <w:t xml:space="preserve"/>
@@ -2924,7 +4139,67 @@
           </w:p>
           <w:p>
             <w:pPr>
-              <w:spacing w:after="0" w:line="320"/>
+              <w:spacing w:after="40" w:before="80"/>
+            </w:pPr>
+            <w:r>
+              <w:rPr>
+                <w:b/>
+                <w:bCs/>
+                <w:color w:val="6B4FA0"/>
+                <w:sz w:val="19"/>
+                <w:szCs w:val="19"/>
+              </w:rPr>
+              <w:t xml:space="preserve">Although... </w:t>
+            </w:r>
+            <w:r>
+              <w:rPr>
+                <w:color w:val="AFBECC"/>
+                <w:sz w:val="19"/>
+                <w:szCs w:val="19"/>
+              </w:rPr>
+              <w:t xml:space="preserve">_______________</w:t>
+            </w:r>
+          </w:p>
+          <w:p>
+            <w:pPr>
+              <w:pBdr>
+                <w:bottom w:val="single" w:color="AFBECC" w:sz="6"/>
+              </w:pBdr>
+              <w:spacing w:after="30" w:before="150"/>
+            </w:pPr>
+            <w:r>
+              <w:t xml:space="preserve"/>
+            </w:r>
+          </w:p>
+          <w:p>
+            <w:pPr>
+              <w:spacing w:after="40" w:before="80"/>
+            </w:pPr>
+            <w:r>
+              <w:rPr>
+                <w:b/>
+                <w:bCs/>
+                <w:color w:val="1FA6A2"/>
+                <w:sz w:val="19"/>
+                <w:szCs w:val="19"/>
+              </w:rPr>
+              <w:t xml:space="preserve">Therefore... </w:t>
+            </w:r>
+            <w:r>
+              <w:rPr>
+                <w:color w:val="AFBECC"/>
+                <w:sz w:val="19"/>
+                <w:szCs w:val="19"/>
+              </w:rPr>
+              <w:t xml:space="preserve">______________</w:t>
+            </w:r>
+          </w:p>
+          <w:p>
+            <w:pPr>
+              <w:pBdr>
+                <w:bottom w:val="single" w:color="AFBECC" w:sz="6"/>
+              </w:pBdr>
+              <w:spacing w:after="30" w:before="150"/>
             </w:pPr>
             <w:r>
               <w:t xml:space="preserve"/>
@@ -2933,6 +4208,14 @@
         </w:tc>
       </w:tr>
     </w:tbl>
+    <w:p>
+      <w:pPr>
+        <w:spacing w:after="80"/>
+      </w:pPr>
+      <w:r>
+        <w:t xml:space="preserve"/>
+      </w:r>
+    </w:p>
     <w:p>
       <w:pPr>
         <w:pStyle w:val="Heading1"/>
@@ -3051,6 +4334,149 @@
         <w:t xml:space="preserve"/>
       </w:r>
     </w:p>
+    <w:p>
+      <w:pPr>
+        <w:spacing w:after="60"/>
+      </w:pPr>
+      <w:r>
+        <w:t xml:space="preserve"/>
+      </w:r>
+    </w:p>
+    <w:tbl>
+      <w:tblPr>
+        <w:tblW w:type="dxa" w:w="9360"/>
+        <w:tblBorders>
+          <w:top w:val="single" w:color="C7D2DD" w:sz="6"/>
+          <w:left w:val="single" w:color="C7D2DD" w:sz="6"/>
+          <w:bottom w:val="single" w:color="C7D2DD" w:sz="6"/>
+          <w:right w:val="single" w:color="C7D2DD" w:sz="6"/>
+          <w:insideH w:val="single" w:color="C7D2DD" w:sz="6"/>
+          <w:insideV w:val="single" w:color="C7D2DD" w:sz="6"/>
+        </w:tblBorders>
+      </w:tblPr>
+      <w:tblGrid>
+        <w:gridCol w:w="3120"/>
+        <w:gridCol w:w="3120"/>
+        <w:gridCol w:w="3120"/>
+      </w:tblGrid>
+      <w:tr>
+        <w:trPr>
+          <w:cantSplit/>
+          <w:tblHeader/>
+        </w:trPr>
+        <w:tc>
+          <w:tcPr>
+            <w:tcW w:type="dxa" w:w="9360"/>
+            <w:gridSpan w:val="3"/>
+            <w:shd w:fill="EEF4F8" w:color="auto" w:val="clear"/>
+            <w:tcMar>
+              <w:top w:type="dxa" w:w="60"/>
+              <w:left w:type="dxa" w:w="100"/>
+              <w:bottom w:type="dxa" w:w="60"/>
+              <w:right w:type="dxa" w:w="100"/>
+            </w:tcMar>
+          </w:tcPr>
+          <w:p>
+            <w:pPr>
+              <w:spacing w:after="0"/>
+            </w:pPr>
+            <w:r>
+              <w:rPr>
+                <w:b/>
+                <w:bCs/>
+                <w:color w:val="12355B"/>
+                <w:sz w:val="18"/>
+                <w:szCs w:val="18"/>
+              </w:rPr>
+              <w:t xml:space="preserve">EXIT CHECK · 3-POINT SELF-ASSESSMENT CHECKLIST</w:t>
+            </w:r>
+          </w:p>
+        </w:tc>
+      </w:tr>
+      <w:tr>
+        <w:trPr>
+          <w:cantSplit/>
+        </w:trPr>
+        <w:tc>
+          <w:tcPr>
+            <w:tcW w:type="dxa" w:w="3120"/>
+            <w:tcMar>
+              <w:top w:type="dxa" w:w="80"/>
+              <w:left w:type="dxa" w:w="100"/>
+              <w:bottom w:type="dxa" w:w="80"/>
+              <w:right w:type="dxa" w:w="100"/>
+            </w:tcMar>
+          </w:tcPr>
+          <w:p>
+            <w:pPr>
+              <w:spacing w:after="0"/>
+            </w:pPr>
+            <w:r>
+              <w:rPr>
+                <w:b/>
+                <w:bCs/>
+                <w:color w:val="1A2733"/>
+                <w:sz w:val="18"/>
+                <w:szCs w:val="18"/>
+              </w:rPr>
+              <w:t xml:space="preserve">☐ 1. Units &amp; Labels Verified</w:t>
+            </w:r>
+          </w:p>
+        </w:tc>
+        <w:tc>
+          <w:tcPr>
+            <w:tcW w:type="dxa" w:w="3120"/>
+            <w:tcMar>
+              <w:top w:type="dxa" w:w="80"/>
+              <w:left w:type="dxa" w:w="100"/>
+              <w:bottom w:type="dxa" w:w="80"/>
+              <w:right w:type="dxa" w:w="100"/>
+            </w:tcMar>
+          </w:tcPr>
+          <w:p>
+            <w:pPr>
+              <w:spacing w:after="0"/>
+            </w:pPr>
+            <w:r>
+              <w:rPr>
+                <w:b/>
+                <w:bCs/>
+                <w:color w:val="1A2733"/>
+                <w:sz w:val="18"/>
+                <w:szCs w:val="18"/>
+              </w:rPr>
+              <w:t xml:space="preserve">☐ 2. Reasoning Stated (Because / Although / Therefore)</w:t>
+            </w:r>
+          </w:p>
+        </w:tc>
+        <w:tc>
+          <w:tcPr>
+            <w:tcW w:type="dxa" w:w="3120"/>
+            <w:tcMar>
+              <w:top w:type="dxa" w:w="80"/>
+              <w:left w:type="dxa" w:w="100"/>
+              <w:bottom w:type="dxa" w:w="80"/>
+              <w:right w:type="dxa" w:w="100"/>
+            </w:tcMar>
+          </w:tcPr>
+          <w:p>
+            <w:pPr>
+              <w:spacing w:after="0"/>
+            </w:pPr>
+            <w:r>
+              <w:rPr>
+                <w:b/>
+                <w:bCs/>
+                <w:color w:val="1A2733"/>
+                <w:sz w:val="18"/>
+                <w:szCs w:val="18"/>
+              </w:rPr>
+              <w:t xml:space="preserve">☐ 3. Calculations Double-Checked</w:t>
+            </w:r>
+          </w:p>
+        </w:tc>
+      </w:tr>
+    </w:tbl>
     <w:p>
       <w:pPr>
         <w:pStyle w:val="Heading1"/>
